--- a/Application/Documentation/01a_Risk_Scoring_Technical.docx
+++ b/Application/Documentation/01a_Risk_Scoring_Technical.docx
@@ -4524,6 +4524,418 @@
     </w:p>
     <w:p>
       <w:pPr>
+        <w:pStyle w:val="Heading2"/>
+      </w:pPr>
+      <w:r>
+        <w:rPr>
+          <w:rFonts w:ascii="Arial" w:cs="Arial" w:eastAsia="Arial" w:hAnsi="Arial"/>
+        </w:rPr>
+        <w:t xml:space="preserve">4.4  Document and Page-Level Risk</w:t>
+      </w:r>
+    </w:p>
+    <w:p>
+      <w:pPr>
+        <w:spacing w:after="80" w:before="80"/>
+      </w:pPr>
+      <w:r>
+        <w:rPr>
+          <w:rFonts w:ascii="Arial" w:cs="Arial" w:eastAsia="Arial" w:hAnsi="Arial"/>
+          <w:color w:val="000000"/>
+          <w:sz w:val="22"/>
+          <w:szCs w:val="22"/>
+        </w:rPr>
+        <w:t xml:space="preserve">Sections 4.1 to 4.3 score each image placement individually. Two finding types, TEXT_OVERLAY and FONT_ANOMALY, describe a page or the document as a whole rather than any single image, so they cannot be attributed to one image and are scored in a separate document-risk dimension. Every analyzed document therefore carries two independent score families: the per-image scores of 4.2 and the page and document scores defined here. Each finding type contributes to exactly one family, so no signal is counted twice and none is detected but left unscored.</w:t>
+      </w:r>
+    </w:p>
+    <w:p>
+      <w:pPr>
+        <w:spacing w:after="80" w:before="80"/>
+      </w:pPr>
+      <w:r>
+        <w:rPr>
+          <w:rFonts w:ascii="Arial" w:cs="Arial" w:eastAsia="Arial" w:hAnsi="Arial"/>
+          <w:color w:val="000000"/>
+          <w:sz w:val="22"/>
+          <w:szCs w:val="22"/>
+        </w:rPr>
+        <w:t xml:space="preserve">Document-level finding weights (analysis/risk.py, DOC_RISK_WEIGHTS):</w:t>
+      </w:r>
+    </w:p>
+    <w:tbl>
+      <w:tblPr>
+        <w:tblW w:type="dxa" w:w="9360"/>
+        <w:tblBorders>
+          <w:top w:val="single" w:color="auto" w:sz="4"/>
+          <w:left w:val="single" w:color="auto" w:sz="4"/>
+          <w:bottom w:val="single" w:color="auto" w:sz="4"/>
+          <w:right w:val="single" w:color="auto" w:sz="4"/>
+          <w:insideH w:val="single" w:color="auto" w:sz="4"/>
+          <w:insideV w:val="single" w:color="auto" w:sz="4"/>
+        </w:tblBorders>
+      </w:tblPr>
+      <w:tblGrid>
+        <w:gridCol w:w="2000"/>
+        <w:gridCol w:w="700"/>
+        <w:gridCol w:w="6660"/>
+      </w:tblGrid>
+      <w:tr>
+        <w:tc>
+          <w:tcPr>
+            <w:tcW w:type="dxa" w:w="2000"/>
+            <w:tcBorders>
+              <w:top w:val="single" w:color="CCCCCC" w:sz="1"/>
+              <w:left w:val="single" w:color="CCCCCC" w:sz="1"/>
+              <w:bottom w:val="single" w:color="CCCCCC" w:sz="1"/>
+              <w:right w:val="single" w:color="CCCCCC" w:sz="1"/>
+            </w:tcBorders>
+            <w:shd w:fill="2B2B2B" w:val="clear"/>
+            <w:tcMar>
+              <w:top w:type="dxa" w:w="80"/>
+              <w:left w:type="dxa" w:w="120"/>
+              <w:bottom w:type="dxa" w:w="80"/>
+              <w:right w:type="dxa" w:w="120"/>
+            </w:tcMar>
+          </w:tcPr>
+          <w:p>
+            <w:r>
+              <w:rPr>
+                <w:rFonts w:ascii="Arial" w:cs="Arial" w:eastAsia="Arial" w:hAnsi="Arial"/>
+                <w:b/>
+                <w:bCs/>
+                <w:color w:val="FFFFFF"/>
+                <w:sz w:val="18"/>
+                <w:szCs w:val="18"/>
+              </w:rPr>
+              <w:t xml:space="preserve">Finding Code</w:t>
+            </w:r>
+          </w:p>
+        </w:tc>
+        <w:tc>
+          <w:tcPr>
+            <w:tcW w:type="dxa" w:w="700"/>
+            <w:tcBorders>
+              <w:top w:val="single" w:color="CCCCCC" w:sz="1"/>
+              <w:left w:val="single" w:color="CCCCCC" w:sz="1"/>
+              <w:bottom w:val="single" w:color="CCCCCC" w:sz="1"/>
+              <w:right w:val="single" w:color="CCCCCC" w:sz="1"/>
+            </w:tcBorders>
+            <w:shd w:fill="2B2B2B" w:val="clear"/>
+            <w:tcMar>
+              <w:top w:type="dxa" w:w="80"/>
+              <w:left w:type="dxa" w:w="120"/>
+              <w:bottom w:type="dxa" w:w="80"/>
+              <w:right w:type="dxa" w:w="120"/>
+            </w:tcMar>
+          </w:tcPr>
+          <w:p>
+            <w:r>
+              <w:rPr>
+                <w:rFonts w:ascii="Arial" w:cs="Arial" w:eastAsia="Arial" w:hAnsi="Arial"/>
+                <w:b/>
+                <w:bCs/>
+                <w:color w:val="FFFFFF"/>
+                <w:sz w:val="18"/>
+                <w:szCs w:val="18"/>
+              </w:rPr>
+              <w:t xml:space="preserve">Wt</w:t>
+            </w:r>
+          </w:p>
+        </w:tc>
+        <w:tc>
+          <w:tcPr>
+            <w:tcW w:type="dxa" w:w="6660"/>
+            <w:tcBorders>
+              <w:top w:val="single" w:color="CCCCCC" w:sz="1"/>
+              <w:left w:val="single" w:color="CCCCCC" w:sz="1"/>
+              <w:bottom w:val="single" w:color="CCCCCC" w:sz="1"/>
+              <w:right w:val="single" w:color="CCCCCC" w:sz="1"/>
+            </w:tcBorders>
+            <w:shd w:fill="2B2B2B" w:val="clear"/>
+            <w:tcMar>
+              <w:top w:type="dxa" w:w="80"/>
+              <w:left w:type="dxa" w:w="120"/>
+              <w:bottom w:type="dxa" w:w="80"/>
+              <w:right w:type="dxa" w:w="120"/>
+            </w:tcMar>
+          </w:tcPr>
+          <w:p>
+            <w:r>
+              <w:rPr>
+                <w:rFonts w:ascii="Arial" w:cs="Arial" w:eastAsia="Arial" w:hAnsi="Arial"/>
+                <w:b/>
+                <w:bCs/>
+                <w:color w:val="FFFFFF"/>
+                <w:sz w:val="18"/>
+                <w:szCs w:val="18"/>
+              </w:rPr>
+              <w:t xml:space="preserve">Basis</w:t>
+            </w:r>
+          </w:p>
+        </w:tc>
+      </w:tr>
+      <w:tr>
+        <w:tc>
+          <w:tcPr>
+            <w:tcW w:type="dxa" w:w="2000"/>
+            <w:tcBorders>
+              <w:top w:val="single" w:color="CCCCCC" w:sz="1"/>
+              <w:left w:val="single" w:color="CCCCCC" w:sz="1"/>
+              <w:bottom w:val="single" w:color="CCCCCC" w:sz="1"/>
+              <w:right w:val="single" w:color="CCCCCC" w:sz="1"/>
+            </w:tcBorders>
+            <w:shd w:fill="FFFFFF" w:val="clear"/>
+            <w:tcMar>
+              <w:top w:type="dxa" w:w="80"/>
+              <w:left w:type="dxa" w:w="120"/>
+              <w:bottom w:type="dxa" w:w="80"/>
+              <w:right w:type="dxa" w:w="120"/>
+            </w:tcMar>
+          </w:tcPr>
+          <w:p>
+            <w:r>
+              <w:rPr>
+                <w:rFonts w:ascii="Arial" w:cs="Arial" w:eastAsia="Arial" w:hAnsi="Arial"/>
+                <w:b w:val="false"/>
+                <w:bCs w:val="false"/>
+                <w:color w:val="000000"/>
+                <w:sz w:val="18"/>
+                <w:szCs w:val="18"/>
+              </w:rPr>
+              <w:t xml:space="preserve">TEXT_OVERLAY</w:t>
+            </w:r>
+          </w:p>
+        </w:tc>
+        <w:tc>
+          <w:tcPr>
+            <w:tcW w:type="dxa" w:w="700"/>
+            <w:tcBorders>
+              <w:top w:val="single" w:color="CCCCCC" w:sz="1"/>
+              <w:left w:val="single" w:color="CCCCCC" w:sz="1"/>
+              <w:bottom w:val="single" w:color="CCCCCC" w:sz="1"/>
+              <w:right w:val="single" w:color="CCCCCC" w:sz="1"/>
+            </w:tcBorders>
+            <w:shd w:fill="FFFFFF" w:val="clear"/>
+            <w:tcMar>
+              <w:top w:type="dxa" w:w="80"/>
+              <w:left w:type="dxa" w:w="120"/>
+              <w:bottom w:type="dxa" w:w="80"/>
+              <w:right w:type="dxa" w:w="120"/>
+            </w:tcMar>
+          </w:tcPr>
+          <w:p>
+            <w:r>
+              <w:rPr>
+                <w:rFonts w:ascii="Arial" w:cs="Arial" w:eastAsia="Arial" w:hAnsi="Arial"/>
+                <w:b w:val="false"/>
+                <w:bCs w:val="false"/>
+                <w:color w:val="000000"/>
+                <w:sz w:val="18"/>
+                <w:szCs w:val="18"/>
+              </w:rPr>
+              <w:t xml:space="preserve">35</w:t>
+            </w:r>
+          </w:p>
+        </w:tc>
+        <w:tc>
+          <w:tcPr>
+            <w:tcW w:type="dxa" w:w="6660"/>
+            <w:tcBorders>
+              <w:top w:val="single" w:color="CCCCCC" w:sz="1"/>
+              <w:left w:val="single" w:color="CCCCCC" w:sz="1"/>
+              <w:bottom w:val="single" w:color="CCCCCC" w:sz="1"/>
+              <w:right w:val="single" w:color="CCCCCC" w:sz="1"/>
+            </w:tcBorders>
+            <w:shd w:fill="FFFFFF" w:val="clear"/>
+            <w:tcMar>
+              <w:top w:type="dxa" w:w="80"/>
+              <w:left w:type="dxa" w:w="120"/>
+              <w:bottom w:type="dxa" w:w="80"/>
+              <w:right w:type="dxa" w:w="120"/>
+            </w:tcMar>
+          </w:tcPr>
+          <w:p>
+            <w:r>
+              <w:rPr>
+                <w:rFonts w:ascii="Arial" w:cs="Arial" w:eastAsia="Arial" w:hAnsi="Arial"/>
+                <w:b w:val="false"/>
+                <w:bCs w:val="false"/>
+                <w:color w:val="000000"/>
+                <w:sz w:val="18"/>
+                <w:szCs w:val="18"/>
+              </w:rPr>
+              <w:t xml:space="preserve">Text or annotation content painted on top of existing page content (detectors.py: check_text_overlays, check_content_stream_text_overlay, check_text_over_text). A strong alteration signal: overlaid text is a common mechanism for changing names, figures, dates, or totals after the fact. Weighted equal to OVERLAP_BACK_FULL.</w:t>
+            </w:r>
+          </w:p>
+        </w:tc>
+      </w:tr>
+      <w:tr>
+        <w:tc>
+          <w:tcPr>
+            <w:tcW w:type="dxa" w:w="2000"/>
+            <w:tcBorders>
+              <w:top w:val="single" w:color="CCCCCC" w:sz="1"/>
+              <w:left w:val="single" w:color="CCCCCC" w:sz="1"/>
+              <w:bottom w:val="single" w:color="CCCCCC" w:sz="1"/>
+              <w:right w:val="single" w:color="CCCCCC" w:sz="1"/>
+            </w:tcBorders>
+            <w:shd w:fill="FFFFFF" w:val="clear"/>
+            <w:tcMar>
+              <w:top w:type="dxa" w:w="80"/>
+              <w:left w:type="dxa" w:w="120"/>
+              <w:bottom w:type="dxa" w:w="80"/>
+              <w:right w:type="dxa" w:w="120"/>
+            </w:tcMar>
+          </w:tcPr>
+          <w:p>
+            <w:r>
+              <w:rPr>
+                <w:rFonts w:ascii="Arial" w:cs="Arial" w:eastAsia="Arial" w:hAnsi="Arial"/>
+                <w:b w:val="false"/>
+                <w:bCs w:val="false"/>
+                <w:color w:val="000000"/>
+                <w:sz w:val="18"/>
+                <w:szCs w:val="18"/>
+              </w:rPr>
+              <w:t xml:space="preserve">FONT_ANOMALY</w:t>
+            </w:r>
+          </w:p>
+        </w:tc>
+        <w:tc>
+          <w:tcPr>
+            <w:tcW w:type="dxa" w:w="700"/>
+            <w:tcBorders>
+              <w:top w:val="single" w:color="CCCCCC" w:sz="1"/>
+              <w:left w:val="single" w:color="CCCCCC" w:sz="1"/>
+              <w:bottom w:val="single" w:color="CCCCCC" w:sz="1"/>
+              <w:right w:val="single" w:color="CCCCCC" w:sz="1"/>
+            </w:tcBorders>
+            <w:shd w:fill="FFFFFF" w:val="clear"/>
+            <w:tcMar>
+              <w:top w:type="dxa" w:w="80"/>
+              <w:left w:type="dxa" w:w="120"/>
+              <w:bottom w:type="dxa" w:w="80"/>
+              <w:right w:type="dxa" w:w="120"/>
+            </w:tcMar>
+          </w:tcPr>
+          <w:p>
+            <w:r>
+              <w:rPr>
+                <w:rFonts w:ascii="Arial" w:cs="Arial" w:eastAsia="Arial" w:hAnsi="Arial"/>
+                <w:b w:val="false"/>
+                <w:bCs w:val="false"/>
+                <w:color w:val="000000"/>
+                <w:sz w:val="18"/>
+                <w:szCs w:val="18"/>
+              </w:rPr>
+              <w:t xml:space="preserve">15</w:t>
+            </w:r>
+          </w:p>
+        </w:tc>
+        <w:tc>
+          <w:tcPr>
+            <w:tcW w:type="dxa" w:w="6660"/>
+            <w:tcBorders>
+              <w:top w:val="single" w:color="CCCCCC" w:sz="1"/>
+              <w:left w:val="single" w:color="CCCCCC" w:sz="1"/>
+              <w:bottom w:val="single" w:color="CCCCCC" w:sz="1"/>
+              <w:right w:val="single" w:color="CCCCCC" w:sz="1"/>
+            </w:tcBorders>
+            <w:shd w:fill="FFFFFF" w:val="clear"/>
+            <w:tcMar>
+              <w:top w:type="dxa" w:w="80"/>
+              <w:left w:type="dxa" w:w="120"/>
+              <w:bottom w:type="dxa" w:w="80"/>
+              <w:right w:type="dxa" w:w="120"/>
+            </w:tcMar>
+          </w:tcPr>
+          <w:p>
+            <w:r>
+              <w:rPr>
+                <w:rFonts w:ascii="Arial" w:cs="Arial" w:eastAsia="Arial" w:hAnsi="Arial"/>
+                <w:b w:val="false"/>
+                <w:bCs w:val="false"/>
+                <w:color w:val="000000"/>
+                <w:sz w:val="18"/>
+                <w:szCs w:val="18"/>
+              </w:rPr>
+              <w:t xml:space="preserve">A font used inconsistently with the surrounding document (detectors.py: font-analysis pass; each finding carries its page number). Corroborating rather than decisive: legitimately authored documents routinely mix fonts, so the weight is lower and the false-positive rate higher. Equal to OVERLAP_BACK_PARTIAL, enough to reach the MID tier on its own.</w:t>
+            </w:r>
+          </w:p>
+        </w:tc>
+      </w:tr>
+    </w:tbl>
+    <w:p>
+      <w:pPr>
+        <w:spacing w:after="80" w:before="80"/>
+      </w:pPr>
+      <w:r>
+        <w:rPr>
+          <w:rFonts w:ascii="Arial" w:cs="Arial" w:eastAsia="Arial" w:hAnsi="Arial"/>
+          <w:color w:val="000000"/>
+          <w:sz w:val="22"/>
+          <w:szCs w:val="22"/>
+        </w:rPr>
+        <w:t xml:space="preserve">The presence of any reviewer comments or markup annotations adds a flat +5 (COMMENT_RISK_WEIGHT) to the document score. This is informational: comments are not themselves evidence of manipulation, but an annotated document warrants the examiner’s attention, and the flag keeps comment-bearing files visible in ranked output.</w:t>
+      </w:r>
+    </w:p>
+    <w:p>
+      <w:pPr>
+        <w:spacing w:after="80" w:before="80"/>
+      </w:pPr>
+      <w:r>
+        <w:rPr>
+          <w:rFonts w:ascii="Arial" w:cs="Arial" w:eastAsia="Arial" w:hAnsi="Arial"/>
+          <w:color w:val="000000"/>
+          <w:sz w:val="22"/>
+          <w:szCs w:val="22"/>
+        </w:rPr>
+        <w:t xml:space="preserve">Accumulation formulae:</w:t>
+      </w:r>
+    </w:p>
+    <w:p>
+      <w:pPr>
+        <w:spacing w:after="80" w:before="80"/>
+      </w:pPr>
+      <w:r>
+        <w:rPr>
+          <w:rFonts w:ascii="Arial" w:cs="Arial" w:eastAsia="Arial" w:hAnsi="Arial"/>
+          <w:color w:val="000000"/>
+          <w:sz w:val="20"/>
+          <w:szCs w:val="20"/>
+        </w:rPr>
+        <w:t xml:space="preserve">page_risk(p) = MIN( SUM(weight_i for each document-level finding on page p), 100 )</w:t>
+      </w:r>
+    </w:p>
+    <w:p>
+      <w:pPr>
+        <w:spacing w:after="80" w:before="80"/>
+      </w:pPr>
+      <w:r>
+        <w:rPr>
+          <w:rFonts w:ascii="Arial" w:cs="Arial" w:eastAsia="Arial" w:hAnsi="Arial"/>
+          <w:color w:val="000000"/>
+          <w:sz w:val="20"/>
+          <w:szCs w:val="20"/>
+        </w:rPr>
+        <w:t xml:space="preserve">doc_risk = MIN( MAX(page_risk(p) over all pages p) + (COMMENT_RISK_WEIGHT if any comments else 0), 100 )</w:t>
+      </w:r>
+    </w:p>
+    <w:p>
+      <w:pPr>
+        <w:spacing w:after="80" w:before="80"/>
+      </w:pPr>
+      <w:r>
+        <w:rPr>
+          <w:rFonts w:ascii="Arial" w:cs="Arial" w:eastAsia="Arial" w:hAnsi="Arial"/>
+          <w:color w:val="000000"/>
+          <w:sz w:val="22"/>
+          <w:szCs w:val="22"/>
+        </w:rPr>
+        <w:t xml:space="preserve">The document score uses the maximum page score, not the sum across pages. It answers “how suspicious is the most suspicious page?” rather than “how many findings does the document contain in total”, so a single heavily altered page is neither diluted by the document’s clean pages nor allowed to inflate the score by their count. Both quantities are computed in analysis/risk.py compute_document_risk() and persisted by database.py save_to_db(): the page score in pages.risk_score and the document score in analyses.doc_risk_score (schema revision 6). The Document Risk Summary report (HTML Reports reference, Document Overview group) ranks documents by analyses.doc_risk_score.</w:t>
+      </w:r>
+    </w:p>
+    <w:p>
+      <w:pPr>
         <w:pStyle w:val="Heading1"/>
       </w:pPr>
       <w:r>
@@ -5073,6 +5485,157 @@
           <w:szCs w:val="18"/>
         </w:rPr>
         <w:t xml:space="preserve">ORDER BY i.risk_score DESC;</w:t>
+      </w:r>
+    </w:p>
+    <w:p>
+      <w:pPr>
+        <w:pStyle w:val="Heading2"/>
+      </w:pPr>
+      <w:r>
+        <w:rPr>
+          <w:rFonts w:ascii="Arial" w:cs="Arial" w:eastAsia="Arial" w:hAnsi="Arial"/>
+        </w:rPr>
+        <w:t xml:space="preserve">5.1  Document and Page Risk Columns (schema revision 6)</w:t>
+      </w:r>
+    </w:p>
+    <w:p>
+      <w:pPr>
+        <w:spacing w:after="80" w:before="80"/>
+      </w:pPr>
+      <w:r>
+        <w:rPr>
+          <w:rFonts w:ascii="Arial" w:cs="Arial" w:eastAsia="Arial" w:hAnsi="Arial"/>
+          <w:color w:val="000000"/>
+          <w:sz w:val="22"/>
+          <w:szCs w:val="22"/>
+        </w:rPr>
+        <w:t xml:space="preserve">Schema revision 6 adds two integer columns that store the document-risk dimension described in 4.4. Both default to 0 and are populated by save_to_db(). The migration is additive and idempotent: opening an older database upgrades it in place, existing rows keep a score of 0 until re-analysis, and no data is lost.</w:t>
+      </w:r>
+    </w:p>
+    <w:p>
+      <w:pPr>
+        <w:spacing w:after="80" w:before="80"/>
+      </w:pPr>
+      <w:r>
+        <w:rPr>
+          <w:rFonts w:ascii="Arial" w:cs="Arial" w:eastAsia="Arial" w:hAnsi="Arial"/>
+          <w:color w:val="000000"/>
+          <w:sz w:val="20"/>
+          <w:szCs w:val="20"/>
+        </w:rPr>
+        <w:t xml:space="preserve">analyses.doc_risk_score  INTEGER DEFAULT 0   -- document-level score (0-100), per 4.4</w:t>
+      </w:r>
+    </w:p>
+    <w:p>
+      <w:pPr>
+        <w:spacing w:after="80" w:before="80"/>
+      </w:pPr>
+      <w:r>
+        <w:rPr>
+          <w:rFonts w:ascii="Arial" w:cs="Arial" w:eastAsia="Arial" w:hAnsi="Arial"/>
+          <w:color w:val="000000"/>
+          <w:sz w:val="20"/>
+          <w:szCs w:val="20"/>
+        </w:rPr>
+        <w:t xml:space="preserve">pages.risk_score         INTEGER DEFAULT 0   -- per-page score (0-100), per 4.4</w:t>
+      </w:r>
+    </w:p>
+    <w:p>
+      <w:pPr>
+        <w:spacing w:after="80" w:before="80"/>
+      </w:pPr>
+      <w:r>
+        <w:rPr>
+          <w:rFonts w:ascii="Arial" w:cs="Arial" w:eastAsia="Arial" w:hAnsi="Arial"/>
+          <w:color w:val="000000"/>
+          <w:sz w:val="22"/>
+          <w:szCs w:val="22"/>
+        </w:rPr>
+        <w:t xml:space="preserve">SQLite query to rank documents by document risk:</w:t>
+      </w:r>
+    </w:p>
+    <w:p>
+      <w:pPr>
+        <w:spacing w:after="80" w:before="80"/>
+      </w:pPr>
+      <w:r>
+        <w:rPr>
+          <w:rFonts w:ascii="Arial" w:cs="Arial" w:eastAsia="Arial" w:hAnsi="Arial"/>
+          <w:color w:val="000000"/>
+          <w:sz w:val="20"/>
+          <w:szCs w:val="20"/>
+        </w:rPr>
+        <w:t xml:space="preserve">SELECT a.pdf_filename, a.doc_risk_score,</w:t>
+      </w:r>
+    </w:p>
+    <w:p>
+      <w:pPr>
+        <w:spacing w:after="80" w:before="80"/>
+      </w:pPr>
+      <w:r>
+        <w:rPr>
+          <w:rFonts w:ascii="Arial" w:cs="Arial" w:eastAsia="Arial" w:hAnsi="Arial"/>
+          <w:color w:val="000000"/>
+          <w:sz w:val="20"/>
+          <w:szCs w:val="20"/>
+        </w:rPr>
+        <w:t xml:space="preserve">       COALESCE(MAX(p.risk_score), 0) AS highest_page_risk</w:t>
+      </w:r>
+    </w:p>
+    <w:p>
+      <w:pPr>
+        <w:spacing w:after="80" w:before="80"/>
+      </w:pPr>
+      <w:r>
+        <w:rPr>
+          <w:rFonts w:ascii="Arial" w:cs="Arial" w:eastAsia="Arial" w:hAnsi="Arial"/>
+          <w:color w:val="000000"/>
+          <w:sz w:val="20"/>
+          <w:szCs w:val="20"/>
+        </w:rPr>
+        <w:t xml:space="preserve">FROM analyses a</w:t>
+      </w:r>
+    </w:p>
+    <w:p>
+      <w:pPr>
+        <w:spacing w:after="80" w:before="80"/>
+      </w:pPr>
+      <w:r>
+        <w:rPr>
+          <w:rFonts w:ascii="Arial" w:cs="Arial" w:eastAsia="Arial" w:hAnsi="Arial"/>
+          <w:color w:val="000000"/>
+          <w:sz w:val="20"/>
+          <w:szCs w:val="20"/>
+        </w:rPr>
+        <w:t xml:space="preserve">LEFT JOIN pages p ON p.analysis_id = a.id</w:t>
+      </w:r>
+    </w:p>
+    <w:p>
+      <w:pPr>
+        <w:spacing w:after="80" w:before="80"/>
+      </w:pPr>
+      <w:r>
+        <w:rPr>
+          <w:rFonts w:ascii="Arial" w:cs="Arial" w:eastAsia="Arial" w:hAnsi="Arial"/>
+          <w:color w:val="000000"/>
+          <w:sz w:val="20"/>
+          <w:szCs w:val="20"/>
+        </w:rPr>
+        <w:t xml:space="preserve">GROUP BY a.id</w:t>
+      </w:r>
+    </w:p>
+    <w:p>
+      <w:pPr>
+        <w:spacing w:after="80" w:before="80"/>
+      </w:pPr>
+      <w:r>
+        <w:rPr>
+          <w:rFonts w:ascii="Arial" w:cs="Arial" w:eastAsia="Arial" w:hAnsi="Arial"/>
+          <w:color w:val="000000"/>
+          <w:sz w:val="20"/>
+          <w:szCs w:val="20"/>
+        </w:rPr>
+        <w:t xml:space="preserve">ORDER BY a.doc_risk_score DESC;</w:t>
       </w:r>
     </w:p>
     <w:p>

--- a/Application/Documentation/01a_Risk_Scoring_Technical.docx
+++ b/Application/Documentation/01a_Risk_Scoring_Technical.docx
@@ -654,7 +654,7 @@
           <w:sz w:val="22"/>
           <w:szCs w:val="22"/>
         </w:rPr>
-        <w:t xml:space="preserve">The tool detects the presence of W or W* in the content stream of any Form XObject containing images. Unlike BBox clipping (which is always rectangular), explicit clip paths can be any shape: polygons, ellipses, text outlines, or arbitrary bezier curves. This flexibility makes explicit clipping harder to detect visually.</w:t>
+        <w:t xml:space="preserve">The tool tracks W and W* through the Form XObject's content stream as part of the graphics state (clips are saved and restored with q/Q) and evaluates, at each image Do, whether a clip active at that point actually excludes part of the image placement. A rectangular clip that fully contains the image conceals nothing and is not reported; a rectangular clip that crops the image is reported with the hidden percentage. Unlike BBox clipping (which is always rectangular), explicit clip paths can be any shape: polygons, ellipses, text outlines, or arbitrary bezier curves. Because non-rectangular coverage cannot be computed from the path operators alone, such clips are reported with an explicit note that the extent of concealment is undetermined and requires manual review.</w:t>
       </w:r>
     </w:p>
     <w:p>
@@ -760,7 +760,7 @@
           <w:sz w:val="22"/>
           <w:szCs w:val="22"/>
         </w:rPr>
-        <w:t xml:space="preserve">Display rectangles are obtained from PyMuPDF's page.get_image_info(), which applies the full CTM to recover the image's position in page space (ISO 32000-2:2020, §8.3.2, "Coordinate Systems"). Z-order is determined by the painting sequence: the second image drawn covers the first (ISO 32000-2:2020, §8.6.6, "Overprinting and Transparency", which notes that later-painted objects overwrite earlier ones in the default /Normal blend mode).</w:t>
+        <w:t xml:space="preserve">Display rectangles and placement transforms are obtained from PyMuPDF, which applies the full CTM to recover each image's position in page space (ISO 32000-2:2020, §8.3.2, "Coordinate Systems"). Rotated placements are compared by their actual rotated footprints (exact convex-polygon intersection of the transformed placement rectangles); when a transform cannot be recovered, the axis-aligned fallback is used and the finding explicitly states that its figures are an upper bound. Z-order is determined by the painting sequence: the second image drawn covers the first (ISO 32000-2:2020, §8.6.6, "Overprinting and Transparency", which notes that later-painted objects overwrite earlier ones in the default /Normal blend mode).</w:t>
       </w:r>
     </w:p>
     <w:p>

--- a/Application/Documentation/01a_Risk_Scoring_Technical.docx
+++ b/Application/Documentation/01a_Risk_Scoring_Technical.docx
@@ -4544,7 +4544,7 @@
           <w:sz w:val="22"/>
           <w:szCs w:val="22"/>
         </w:rPr>
-        <w:t xml:space="preserve">Sections 4.1 to 4.3 score each image placement individually. Two finding types, TEXT_OVERLAY and FONT_ANOMALY, describe a page or the document as a whole rather than any single image, so they cannot be attributed to one image and are scored in a separate document-risk dimension. Every analyzed document therefore carries two independent score families: the per-image scores of 4.2 and the page and document scores defined here. Each finding type contributes to exactly one family, so no signal is counted twice and none is detected but left unscored.</w:t>
+        <w:t xml:space="preserve">Sections 4.1 to 4.3 score each image placement individually. A family of finding types describes a page or the document as a whole rather than any single image — text overlays, font anomalies, unapplied redactions, metadata anomalies, post-signature modification, mixed capture devices, and structural warnings — so they cannot be attributed to one image and are scored in a separate document-risk dimension. Every analyzed document therefore carries two independent score families: the per-image scores of 4.2 and the page and document scores defined here. Each finding type contributes to exactly one family, so no signal is counted twice and none is detected but left unscored.</w:t>
       </w:r>
     </w:p>
     <w:p>
@@ -4917,7 +4917,7 @@
           <w:sz w:val="20"/>
           <w:szCs w:val="20"/>
         </w:rPr>
-        <w:t xml:space="preserve">doc_risk = MIN( MAX(page_risk(p) over all pages p) + (COMMENT_RISK_WEIGHT if any comments else 0), 100 )</w:t>
+        <w:t xml:space="preserve">doc_risk = MIN( MAX(page_risk(p) over all pages p) + SUM(document-level finding weights) + (COMMENT_RISK_WEIGHT if any comments else 0), 100 )</w:t>
       </w:r>
     </w:p>
     <w:p>
@@ -4932,6 +4932,812 @@
           <w:szCs w:val="22"/>
         </w:rPr>
         <w:t xml:space="preserve">The document score uses the maximum page score, not the sum across pages. It answers “how suspicious is the most suspicious page?” rather than “how many findings does the document contain in total”, so a single heavily altered page is neither diluted by the document’s clean pages nor allowed to inflate the score by their count. Both quantities are computed in analysis/risk.py compute_document_risk() and persisted by database.py save_to_db(): the page score in pages.risk_score and the document score in analyses.doc_risk_score (schema revision 6). The Document Risk Summary report (HTML Reports reference, Document Overview group) ranks documents by analyses.doc_risk_score.</w:t>
+      </w:r>
+    </w:p>
+    <w:p>
+      <w:pPr>
+        <w:spacing w:after="80" w:before="80"/>
+      </w:pPr>
+      <w:r>
+        <w:rPr>
+          <w:rFonts w:ascii="Arial" w:cs="Arial" w:eastAsia="Arial" w:hAnsi="Arial"/>
+          <w:color w:val="000000"/>
+          <w:sz w:val="22"/>
+          <w:szCs w:val="22"/>
+        </w:rPr>
+        <w:t xml:space="preserve">In addition to the page-level weights above, page-level REDACT_UNAPPLIED findings carry weight 35 (an unapplied redaction both signals intent to conceal and leaves the covered content recoverable). Document-level findings, produced by analysis/doc_checks.py and attributable to no page, add their weights directly to the document score (never to any page score):</w:t>
+      </w:r>
+    </w:p>
+    <w:tbl>
+      <w:tblPr>
+        <w:tblW w:type="dxa" w:w="9360"/>
+        <w:tblBorders>
+          <w:top w:val="single" w:color="auto" w:sz="4"/>
+          <w:left w:val="single" w:color="auto" w:sz="4"/>
+          <w:bottom w:val="single" w:color="auto" w:sz="4"/>
+          <w:right w:val="single" w:color="auto" w:sz="4"/>
+          <w:insideH w:val="single" w:color="auto" w:sz="4"/>
+          <w:insideV w:val="single" w:color="auto" w:sz="4"/>
+        </w:tblBorders>
+      </w:tblPr>
+      <w:tblGrid>
+        <w:gridCol w:w="2200"/>
+        <w:gridCol w:w="700"/>
+        <w:gridCol w:w="6460"/>
+      </w:tblGrid>
+      <w:tr>
+        <w:tc>
+          <w:tcPr>
+            <w:tcW w:type="dxa" w:w="2200"/>
+            <w:tcBorders>
+              <w:top w:val="single" w:color="CCCCCC" w:sz="1"/>
+              <w:left w:val="single" w:color="CCCCCC" w:sz="1"/>
+              <w:bottom w:val="single" w:color="CCCCCC" w:sz="1"/>
+              <w:right w:val="single" w:color="CCCCCC" w:sz="1"/>
+            </w:tcBorders>
+            <w:shd w:fill="2B2B2B" w:val="clear"/>
+            <w:tcMar>
+              <w:top w:type="dxa" w:w="80"/>
+              <w:left w:type="dxa" w:w="120"/>
+              <w:bottom w:type="dxa" w:w="80"/>
+              <w:right w:type="dxa" w:w="120"/>
+            </w:tcMar>
+          </w:tcPr>
+          <w:p>
+            <w:r>
+              <w:rPr>
+                <w:rFonts w:ascii="Arial" w:cs="Arial" w:eastAsia="Arial" w:hAnsi="Arial"/>
+                <w:b/>
+                <w:bCs/>
+                <w:color w:val="FFFFFF"/>
+                <w:sz w:val="18"/>
+                <w:szCs w:val="18"/>
+              </w:rPr>
+              <w:t xml:space="preserve">Finding Code</w:t>
+            </w:r>
+          </w:p>
+        </w:tc>
+        <w:tc>
+          <w:tcPr>
+            <w:tcW w:type="dxa" w:w="700"/>
+            <w:tcBorders>
+              <w:top w:val="single" w:color="CCCCCC" w:sz="1"/>
+              <w:left w:val="single" w:color="CCCCCC" w:sz="1"/>
+              <w:bottom w:val="single" w:color="CCCCCC" w:sz="1"/>
+              <w:right w:val="single" w:color="CCCCCC" w:sz="1"/>
+            </w:tcBorders>
+            <w:shd w:fill="2B2B2B" w:val="clear"/>
+            <w:tcMar>
+              <w:top w:type="dxa" w:w="80"/>
+              <w:left w:type="dxa" w:w="120"/>
+              <w:bottom w:type="dxa" w:w="80"/>
+              <w:right w:type="dxa" w:w="120"/>
+            </w:tcMar>
+          </w:tcPr>
+          <w:p>
+            <w:r>
+              <w:rPr>
+                <w:rFonts w:ascii="Arial" w:cs="Arial" w:eastAsia="Arial" w:hAnsi="Arial"/>
+                <w:b/>
+                <w:bCs/>
+                <w:color w:val="FFFFFF"/>
+                <w:sz w:val="18"/>
+                <w:szCs w:val="18"/>
+              </w:rPr>
+              <w:t xml:space="preserve">Wt</w:t>
+            </w:r>
+          </w:p>
+        </w:tc>
+        <w:tc>
+          <w:tcPr>
+            <w:tcW w:type="dxa" w:w="6460"/>
+            <w:tcBorders>
+              <w:top w:val="single" w:color="CCCCCC" w:sz="1"/>
+              <w:left w:val="single" w:color="CCCCCC" w:sz="1"/>
+              <w:bottom w:val="single" w:color="CCCCCC" w:sz="1"/>
+              <w:right w:val="single" w:color="CCCCCC" w:sz="1"/>
+            </w:tcBorders>
+            <w:shd w:fill="2B2B2B" w:val="clear"/>
+            <w:tcMar>
+              <w:top w:type="dxa" w:w="80"/>
+              <w:left w:type="dxa" w:w="120"/>
+              <w:bottom w:type="dxa" w:w="80"/>
+              <w:right w:type="dxa" w:w="120"/>
+            </w:tcMar>
+          </w:tcPr>
+          <w:p>
+            <w:r>
+              <w:rPr>
+                <w:rFonts w:ascii="Arial" w:cs="Arial" w:eastAsia="Arial" w:hAnsi="Arial"/>
+                <w:b/>
+                <w:bCs/>
+                <w:color w:val="FFFFFF"/>
+                <w:sz w:val="18"/>
+                <w:szCs w:val="18"/>
+              </w:rPr>
+              <w:t xml:space="preserve">Basis</w:t>
+            </w:r>
+          </w:p>
+        </w:tc>
+      </w:tr>
+      <w:tr>
+        <w:tc>
+          <w:tcPr>
+            <w:tcW w:type="dxa" w:w="2200"/>
+            <w:tcBorders>
+              <w:top w:val="single" w:color="CCCCCC" w:sz="1"/>
+              <w:left w:val="single" w:color="CCCCCC" w:sz="1"/>
+              <w:bottom w:val="single" w:color="CCCCCC" w:sz="1"/>
+              <w:right w:val="single" w:color="CCCCCC" w:sz="1"/>
+            </w:tcBorders>
+            <w:shd w:fill="FFFFFF" w:val="clear"/>
+            <w:tcMar>
+              <w:top w:type="dxa" w:w="80"/>
+              <w:left w:type="dxa" w:w="120"/>
+              <w:bottom w:type="dxa" w:w="80"/>
+              <w:right w:type="dxa" w:w="120"/>
+            </w:tcMar>
+          </w:tcPr>
+          <w:p>
+            <w:r>
+              <w:rPr>
+                <w:rFonts w:ascii="Arial" w:cs="Arial" w:eastAsia="Arial" w:hAnsi="Arial"/>
+                <w:b w:val="false"/>
+                <w:bCs w:val="false"/>
+                <w:color w:val="000000"/>
+                <w:sz w:val="18"/>
+                <w:szCs w:val="18"/>
+              </w:rPr>
+              <w:t xml:space="preserve">SIGNED_THEN_MODIFIED</w:t>
+            </w:r>
+          </w:p>
+        </w:tc>
+        <w:tc>
+          <w:tcPr>
+            <w:tcW w:type="dxa" w:w="700"/>
+            <w:tcBorders>
+              <w:top w:val="single" w:color="CCCCCC" w:sz="1"/>
+              <w:left w:val="single" w:color="CCCCCC" w:sz="1"/>
+              <w:bottom w:val="single" w:color="CCCCCC" w:sz="1"/>
+              <w:right w:val="single" w:color="CCCCCC" w:sz="1"/>
+            </w:tcBorders>
+            <w:shd w:fill="FFFFFF" w:val="clear"/>
+            <w:tcMar>
+              <w:top w:type="dxa" w:w="80"/>
+              <w:left w:type="dxa" w:w="120"/>
+              <w:bottom w:type="dxa" w:w="80"/>
+              <w:right w:type="dxa" w:w="120"/>
+            </w:tcMar>
+          </w:tcPr>
+          <w:p>
+            <w:r>
+              <w:rPr>
+                <w:rFonts w:ascii="Arial" w:cs="Arial" w:eastAsia="Arial" w:hAnsi="Arial"/>
+                <w:b w:val="false"/>
+                <w:bCs w:val="false"/>
+                <w:color w:val="000000"/>
+                <w:sz w:val="18"/>
+                <w:szCs w:val="18"/>
+              </w:rPr>
+              <w:t xml:space="preserve">35</w:t>
+            </w:r>
+          </w:p>
+        </w:tc>
+        <w:tc>
+          <w:tcPr>
+            <w:tcW w:type="dxa" w:w="6460"/>
+            <w:tcBorders>
+              <w:top w:val="single" w:color="CCCCCC" w:sz="1"/>
+              <w:left w:val="single" w:color="CCCCCC" w:sz="1"/>
+              <w:bottom w:val="single" w:color="CCCCCC" w:sz="1"/>
+              <w:right w:val="single" w:color="CCCCCC" w:sz="1"/>
+            </w:tcBorders>
+            <w:shd w:fill="FFFFFF" w:val="clear"/>
+            <w:tcMar>
+              <w:top w:type="dxa" w:w="80"/>
+              <w:left w:type="dxa" w:w="120"/>
+              <w:bottom w:type="dxa" w:w="80"/>
+              <w:right w:type="dxa" w:w="120"/>
+            </w:tcMar>
+          </w:tcPr>
+          <w:p>
+            <w:r>
+              <w:rPr>
+                <w:rFonts w:ascii="Arial" w:cs="Arial" w:eastAsia="Arial" w:hAnsi="Arial"/>
+                <w:b w:val="false"/>
+                <w:bCs w:val="false"/>
+                <w:color w:val="000000"/>
+                <w:sz w:val="18"/>
+                <w:szCs w:val="18"/>
+              </w:rPr>
+              <w:t xml:space="preserve">File bytes appended after the last digital signature’s /ByteRange coverage. Structural check only; no cryptographic validation.</w:t>
+            </w:r>
+          </w:p>
+        </w:tc>
+      </w:tr>
+      <w:tr>
+        <w:tc>
+          <w:tcPr>
+            <w:tcW w:type="dxa" w:w="2200"/>
+            <w:tcBorders>
+              <w:top w:val="single" w:color="CCCCCC" w:sz="1"/>
+              <w:left w:val="single" w:color="CCCCCC" w:sz="1"/>
+              <w:bottom w:val="single" w:color="CCCCCC" w:sz="1"/>
+              <w:right w:val="single" w:color="CCCCCC" w:sz="1"/>
+            </w:tcBorders>
+            <w:shd w:fill="FFFFFF" w:val="clear"/>
+            <w:tcMar>
+              <w:top w:type="dxa" w:w="80"/>
+              <w:left w:type="dxa" w:w="120"/>
+              <w:bottom w:type="dxa" w:w="80"/>
+              <w:right w:type="dxa" w:w="120"/>
+            </w:tcMar>
+          </w:tcPr>
+          <w:p>
+            <w:r>
+              <w:rPr>
+                <w:rFonts w:ascii="Arial" w:cs="Arial" w:eastAsia="Arial" w:hAnsi="Arial"/>
+                <w:b w:val="false"/>
+                <w:bCs w:val="false"/>
+                <w:color w:val="000000"/>
+                <w:sz w:val="18"/>
+                <w:szCs w:val="18"/>
+              </w:rPr>
+              <w:t xml:space="preserve">METADATA_DATE_ANOMALY</w:t>
+            </w:r>
+          </w:p>
+        </w:tc>
+        <w:tc>
+          <w:tcPr>
+            <w:tcW w:type="dxa" w:w="700"/>
+            <w:tcBorders>
+              <w:top w:val="single" w:color="CCCCCC" w:sz="1"/>
+              <w:left w:val="single" w:color="CCCCCC" w:sz="1"/>
+              <w:bottom w:val="single" w:color="CCCCCC" w:sz="1"/>
+              <w:right w:val="single" w:color="CCCCCC" w:sz="1"/>
+            </w:tcBorders>
+            <w:shd w:fill="FFFFFF" w:val="clear"/>
+            <w:tcMar>
+              <w:top w:type="dxa" w:w="80"/>
+              <w:left w:type="dxa" w:w="120"/>
+              <w:bottom w:type="dxa" w:w="80"/>
+              <w:right w:type="dxa" w:w="120"/>
+            </w:tcMar>
+          </w:tcPr>
+          <w:p>
+            <w:r>
+              <w:rPr>
+                <w:rFonts w:ascii="Arial" w:cs="Arial" w:eastAsia="Arial" w:hAnsi="Arial"/>
+                <w:b w:val="false"/>
+                <w:bCs w:val="false"/>
+                <w:color w:val="000000"/>
+                <w:sz w:val="18"/>
+                <w:szCs w:val="18"/>
+              </w:rPr>
+              <w:t xml:space="preserve">25</w:t>
+            </w:r>
+          </w:p>
+        </w:tc>
+        <w:tc>
+          <w:tcPr>
+            <w:tcW w:type="dxa" w:w="6460"/>
+            <w:tcBorders>
+              <w:top w:val="single" w:color="CCCCCC" w:sz="1"/>
+              <w:left w:val="single" w:color="CCCCCC" w:sz="1"/>
+              <w:bottom w:val="single" w:color="CCCCCC" w:sz="1"/>
+              <w:right w:val="single" w:color="CCCCCC" w:sz="1"/>
+            </w:tcBorders>
+            <w:shd w:fill="FFFFFF" w:val="clear"/>
+            <w:tcMar>
+              <w:top w:type="dxa" w:w="80"/>
+              <w:left w:type="dxa" w:w="120"/>
+              <w:bottom w:type="dxa" w:w="80"/>
+              <w:right w:type="dxa" w:w="120"/>
+            </w:tcMar>
+          </w:tcPr>
+          <w:p>
+            <w:r>
+              <w:rPr>
+                <w:rFonts w:ascii="Arial" w:cs="Arial" w:eastAsia="Arial" w:hAnsi="Arial"/>
+                <w:b w:val="false"/>
+                <w:bCs w:val="false"/>
+                <w:color w:val="000000"/>
+                <w:sz w:val="18"/>
+                <w:szCs w:val="18"/>
+              </w:rPr>
+              <w:t xml:space="preserve">Info dictionary ModDate precedes CreationDate — structurally impossible for a truthfully-dated document.</w:t>
+            </w:r>
+          </w:p>
+        </w:tc>
+      </w:tr>
+      <w:tr>
+        <w:tc>
+          <w:tcPr>
+            <w:tcW w:type="dxa" w:w="2200"/>
+            <w:tcBorders>
+              <w:top w:val="single" w:color="CCCCCC" w:sz="1"/>
+              <w:left w:val="single" w:color="CCCCCC" w:sz="1"/>
+              <w:bottom w:val="single" w:color="CCCCCC" w:sz="1"/>
+              <w:right w:val="single" w:color="CCCCCC" w:sz="1"/>
+            </w:tcBorders>
+            <w:shd w:fill="FFFFFF" w:val="clear"/>
+            <w:tcMar>
+              <w:top w:type="dxa" w:w="80"/>
+              <w:left w:type="dxa" w:w="120"/>
+              <w:bottom w:type="dxa" w:w="80"/>
+              <w:right w:type="dxa" w:w="120"/>
+            </w:tcMar>
+          </w:tcPr>
+          <w:p>
+            <w:r>
+              <w:rPr>
+                <w:rFonts w:ascii="Arial" w:cs="Arial" w:eastAsia="Arial" w:hAnsi="Arial"/>
+                <w:b w:val="false"/>
+                <w:bCs w:val="false"/>
+                <w:color w:val="000000"/>
+                <w:sz w:val="18"/>
+                <w:szCs w:val="18"/>
+              </w:rPr>
+              <w:t xml:space="preserve">METADATA_MISMATCH</w:t>
+            </w:r>
+          </w:p>
+        </w:tc>
+        <w:tc>
+          <w:tcPr>
+            <w:tcW w:type="dxa" w:w="700"/>
+            <w:tcBorders>
+              <w:top w:val="single" w:color="CCCCCC" w:sz="1"/>
+              <w:left w:val="single" w:color="CCCCCC" w:sz="1"/>
+              <w:bottom w:val="single" w:color="CCCCCC" w:sz="1"/>
+              <w:right w:val="single" w:color="CCCCCC" w:sz="1"/>
+            </w:tcBorders>
+            <w:shd w:fill="FFFFFF" w:val="clear"/>
+            <w:tcMar>
+              <w:top w:type="dxa" w:w="80"/>
+              <w:left w:type="dxa" w:w="120"/>
+              <w:bottom w:type="dxa" w:w="80"/>
+              <w:right w:type="dxa" w:w="120"/>
+            </w:tcMar>
+          </w:tcPr>
+          <w:p>
+            <w:r>
+              <w:rPr>
+                <w:rFonts w:ascii="Arial" w:cs="Arial" w:eastAsia="Arial" w:hAnsi="Arial"/>
+                <w:b w:val="false"/>
+                <w:bCs w:val="false"/>
+                <w:color w:val="000000"/>
+                <w:sz w:val="18"/>
+                <w:szCs w:val="18"/>
+              </w:rPr>
+              <w:t xml:space="preserve">15</w:t>
+            </w:r>
+          </w:p>
+        </w:tc>
+        <w:tc>
+          <w:tcPr>
+            <w:tcW w:type="dxa" w:w="6460"/>
+            <w:tcBorders>
+              <w:top w:val="single" w:color="CCCCCC" w:sz="1"/>
+              <w:left w:val="single" w:color="CCCCCC" w:sz="1"/>
+              <w:bottom w:val="single" w:color="CCCCCC" w:sz="1"/>
+              <w:right w:val="single" w:color="CCCCCC" w:sz="1"/>
+            </w:tcBorders>
+            <w:shd w:fill="FFFFFF" w:val="clear"/>
+            <w:tcMar>
+              <w:top w:type="dxa" w:w="80"/>
+              <w:left w:type="dxa" w:w="120"/>
+              <w:bottom w:type="dxa" w:w="80"/>
+              <w:right w:type="dxa" w:w="120"/>
+            </w:tcMar>
+          </w:tcPr>
+          <w:p>
+            <w:r>
+              <w:rPr>
+                <w:rFonts w:ascii="Arial" w:cs="Arial" w:eastAsia="Arial" w:hAnsi="Arial"/>
+                <w:b w:val="false"/>
+                <w:bCs w:val="false"/>
+                <w:color w:val="000000"/>
+                <w:sz w:val="18"/>
+                <w:szCs w:val="18"/>
+              </w:rPr>
+              <w:t xml:space="preserve">Info dictionary and XMP stream disagree on Producer, CreationDate, or ModDate (one finding per field; dates are compared as instants, so equivalent times in different timezones do not mismatch).</w:t>
+            </w:r>
+          </w:p>
+        </w:tc>
+      </w:tr>
+      <w:tr>
+        <w:tc>
+          <w:tcPr>
+            <w:tcW w:type="dxa" w:w="2200"/>
+            <w:tcBorders>
+              <w:top w:val="single" w:color="CCCCCC" w:sz="1"/>
+              <w:left w:val="single" w:color="CCCCCC" w:sz="1"/>
+              <w:bottom w:val="single" w:color="CCCCCC" w:sz="1"/>
+              <w:right w:val="single" w:color="CCCCCC" w:sz="1"/>
+            </w:tcBorders>
+            <w:shd w:fill="FFFFFF" w:val="clear"/>
+            <w:tcMar>
+              <w:top w:type="dxa" w:w="80"/>
+              <w:left w:type="dxa" w:w="120"/>
+              <w:bottom w:type="dxa" w:w="80"/>
+              <w:right w:type="dxa" w:w="120"/>
+            </w:tcMar>
+          </w:tcPr>
+          <w:p>
+            <w:r>
+              <w:rPr>
+                <w:rFonts w:ascii="Arial" w:cs="Arial" w:eastAsia="Arial" w:hAnsi="Arial"/>
+                <w:b w:val="false"/>
+                <w:bCs w:val="false"/>
+                <w:color w:val="000000"/>
+                <w:sz w:val="18"/>
+                <w:szCs w:val="18"/>
+              </w:rPr>
+              <w:t xml:space="preserve">MIXED_CAMERA</w:t>
+            </w:r>
+          </w:p>
+        </w:tc>
+        <w:tc>
+          <w:tcPr>
+            <w:tcW w:type="dxa" w:w="700"/>
+            <w:tcBorders>
+              <w:top w:val="single" w:color="CCCCCC" w:sz="1"/>
+              <w:left w:val="single" w:color="CCCCCC" w:sz="1"/>
+              <w:bottom w:val="single" w:color="CCCCCC" w:sz="1"/>
+              <w:right w:val="single" w:color="CCCCCC" w:sz="1"/>
+            </w:tcBorders>
+            <w:shd w:fill="FFFFFF" w:val="clear"/>
+            <w:tcMar>
+              <w:top w:type="dxa" w:w="80"/>
+              <w:left w:type="dxa" w:w="120"/>
+              <w:bottom w:type="dxa" w:w="80"/>
+              <w:right w:type="dxa" w:w="120"/>
+            </w:tcMar>
+          </w:tcPr>
+          <w:p>
+            <w:r>
+              <w:rPr>
+                <w:rFonts w:ascii="Arial" w:cs="Arial" w:eastAsia="Arial" w:hAnsi="Arial"/>
+                <w:b w:val="false"/>
+                <w:bCs w:val="false"/>
+                <w:color w:val="000000"/>
+                <w:sz w:val="18"/>
+                <w:szCs w:val="18"/>
+              </w:rPr>
+              <w:t xml:space="preserve">15</w:t>
+            </w:r>
+          </w:p>
+        </w:tc>
+        <w:tc>
+          <w:tcPr>
+            <w:tcW w:type="dxa" w:w="6460"/>
+            <w:tcBorders>
+              <w:top w:val="single" w:color="CCCCCC" w:sz="1"/>
+              <w:left w:val="single" w:color="CCCCCC" w:sz="1"/>
+              <w:bottom w:val="single" w:color="CCCCCC" w:sz="1"/>
+              <w:right w:val="single" w:color="CCCCCC" w:sz="1"/>
+            </w:tcBorders>
+            <w:shd w:fill="FFFFFF" w:val="clear"/>
+            <w:tcMar>
+              <w:top w:type="dxa" w:w="80"/>
+              <w:left w:type="dxa" w:w="120"/>
+              <w:bottom w:type="dxa" w:w="80"/>
+              <w:right w:type="dxa" w:w="120"/>
+            </w:tcMar>
+          </w:tcPr>
+          <w:p>
+            <w:r>
+              <w:rPr>
+                <w:rFonts w:ascii="Arial" w:cs="Arial" w:eastAsia="Arial" w:hAnsi="Arial"/>
+                <w:b w:val="false"/>
+                <w:bCs w:val="false"/>
+                <w:color w:val="000000"/>
+                <w:sz w:val="18"/>
+                <w:szCs w:val="18"/>
+              </w:rPr>
+              <w:t xml:space="preserve">Images carry EXIF Make/Model values from two or more distinct capture devices. Images without EXIF are not counted either way.</w:t>
+            </w:r>
+          </w:p>
+        </w:tc>
+      </w:tr>
+      <w:tr>
+        <w:tc>
+          <w:tcPr>
+            <w:tcW w:type="dxa" w:w="2200"/>
+            <w:tcBorders>
+              <w:top w:val="single" w:color="CCCCCC" w:sz="1"/>
+              <w:left w:val="single" w:color="CCCCCC" w:sz="1"/>
+              <w:bottom w:val="single" w:color="CCCCCC" w:sz="1"/>
+              <w:right w:val="single" w:color="CCCCCC" w:sz="1"/>
+            </w:tcBorders>
+            <w:shd w:fill="FFFFFF" w:val="clear"/>
+            <w:tcMar>
+              <w:top w:type="dxa" w:w="80"/>
+              <w:left w:type="dxa" w:w="120"/>
+              <w:bottom w:type="dxa" w:w="80"/>
+              <w:right w:type="dxa" w:w="120"/>
+            </w:tcMar>
+          </w:tcPr>
+          <w:p>
+            <w:r>
+              <w:rPr>
+                <w:rFonts w:ascii="Arial" w:cs="Arial" w:eastAsia="Arial" w:hAnsi="Arial"/>
+                <w:b w:val="false"/>
+                <w:bCs w:val="false"/>
+                <w:color w:val="000000"/>
+                <w:sz w:val="18"/>
+                <w:szCs w:val="18"/>
+              </w:rPr>
+              <w:t xml:space="preserve">VERSION_MISMATCH</w:t>
+            </w:r>
+          </w:p>
+        </w:tc>
+        <w:tc>
+          <w:tcPr>
+            <w:tcW w:type="dxa" w:w="700"/>
+            <w:tcBorders>
+              <w:top w:val="single" w:color="CCCCCC" w:sz="1"/>
+              <w:left w:val="single" w:color="CCCCCC" w:sz="1"/>
+              <w:bottom w:val="single" w:color="CCCCCC" w:sz="1"/>
+              <w:right w:val="single" w:color="CCCCCC" w:sz="1"/>
+            </w:tcBorders>
+            <w:shd w:fill="FFFFFF" w:val="clear"/>
+            <w:tcMar>
+              <w:top w:type="dxa" w:w="80"/>
+              <w:left w:type="dxa" w:w="120"/>
+              <w:bottom w:type="dxa" w:w="80"/>
+              <w:right w:type="dxa" w:w="120"/>
+            </w:tcMar>
+          </w:tcPr>
+          <w:p>
+            <w:r>
+              <w:rPr>
+                <w:rFonts w:ascii="Arial" w:cs="Arial" w:eastAsia="Arial" w:hAnsi="Arial"/>
+                <w:b w:val="false"/>
+                <w:bCs w:val="false"/>
+                <w:color w:val="000000"/>
+                <w:sz w:val="18"/>
+                <w:szCs w:val="18"/>
+              </w:rPr>
+              <w:t xml:space="preserve">5</w:t>
+            </w:r>
+          </w:p>
+        </w:tc>
+        <w:tc>
+          <w:tcPr>
+            <w:tcW w:type="dxa" w:w="6460"/>
+            <w:tcBorders>
+              <w:top w:val="single" w:color="CCCCCC" w:sz="1"/>
+              <w:left w:val="single" w:color="CCCCCC" w:sz="1"/>
+              <w:bottom w:val="single" w:color="CCCCCC" w:sz="1"/>
+              <w:right w:val="single" w:color="CCCCCC" w:sz="1"/>
+            </w:tcBorders>
+            <w:shd w:fill="FFFFFF" w:val="clear"/>
+            <w:tcMar>
+              <w:top w:type="dxa" w:w="80"/>
+              <w:left w:type="dxa" w:w="120"/>
+              <w:bottom w:type="dxa" w:w="80"/>
+              <w:right w:type="dxa" w:w="120"/>
+            </w:tcMar>
+          </w:tcPr>
+          <w:p>
+            <w:r>
+              <w:rPr>
+                <w:rFonts w:ascii="Arial" w:cs="Arial" w:eastAsia="Arial" w:hAnsi="Arial"/>
+                <w:b w:val="false"/>
+                <w:bCs w:val="false"/>
+                <w:color w:val="000000"/>
+                <w:sz w:val="18"/>
+                <w:szCs w:val="18"/>
+              </w:rPr>
+              <w:t xml:space="preserve">Header %PDF-N.M differs from the Document Catalog /Version. A higher Catalog version is a legitimate override, but shows a tool modified the file without rewriting the header.</w:t>
+            </w:r>
+          </w:p>
+        </w:tc>
+      </w:tr>
+      <w:tr>
+        <w:tc>
+          <w:tcPr>
+            <w:tcW w:type="dxa" w:w="2200"/>
+            <w:tcBorders>
+              <w:top w:val="single" w:color="CCCCCC" w:sz="1"/>
+              <w:left w:val="single" w:color="CCCCCC" w:sz="1"/>
+              <w:bottom w:val="single" w:color="CCCCCC" w:sz="1"/>
+              <w:right w:val="single" w:color="CCCCCC" w:sz="1"/>
+            </w:tcBorders>
+            <w:shd w:fill="FFFFFF" w:val="clear"/>
+            <w:tcMar>
+              <w:top w:type="dxa" w:w="80"/>
+              <w:left w:type="dxa" w:w="120"/>
+              <w:bottom w:type="dxa" w:w="80"/>
+              <w:right w:type="dxa" w:w="120"/>
+            </w:tcMar>
+          </w:tcPr>
+          <w:p>
+            <w:r>
+              <w:rPr>
+                <w:rFonts w:ascii="Arial" w:cs="Arial" w:eastAsia="Arial" w:hAnsi="Arial"/>
+                <w:b w:val="false"/>
+                <w:bCs w:val="false"/>
+                <w:color w:val="000000"/>
+                <w:sz w:val="18"/>
+                <w:szCs w:val="18"/>
+              </w:rPr>
+              <w:t xml:space="preserve">XMP_ID_ANOMALY</w:t>
+            </w:r>
+          </w:p>
+        </w:tc>
+        <w:tc>
+          <w:tcPr>
+            <w:tcW w:type="dxa" w:w="700"/>
+            <w:tcBorders>
+              <w:top w:val="single" w:color="CCCCCC" w:sz="1"/>
+              <w:left w:val="single" w:color="CCCCCC" w:sz="1"/>
+              <w:bottom w:val="single" w:color="CCCCCC" w:sz="1"/>
+              <w:right w:val="single" w:color="CCCCCC" w:sz="1"/>
+            </w:tcBorders>
+            <w:shd w:fill="FFFFFF" w:val="clear"/>
+            <w:tcMar>
+              <w:top w:type="dxa" w:w="80"/>
+              <w:left w:type="dxa" w:w="120"/>
+              <w:bottom w:type="dxa" w:w="80"/>
+              <w:right w:type="dxa" w:w="120"/>
+            </w:tcMar>
+          </w:tcPr>
+          <w:p>
+            <w:r>
+              <w:rPr>
+                <w:rFonts w:ascii="Arial" w:cs="Arial" w:eastAsia="Arial" w:hAnsi="Arial"/>
+                <w:b w:val="false"/>
+                <w:bCs w:val="false"/>
+                <w:color w:val="000000"/>
+                <w:sz w:val="18"/>
+                <w:szCs w:val="18"/>
+              </w:rPr>
+              <w:t xml:space="preserve">5</w:t>
+            </w:r>
+          </w:p>
+        </w:tc>
+        <w:tc>
+          <w:tcPr>
+            <w:tcW w:type="dxa" w:w="6460"/>
+            <w:tcBorders>
+              <w:top w:val="single" w:color="CCCCCC" w:sz="1"/>
+              <w:left w:val="single" w:color="CCCCCC" w:sz="1"/>
+              <w:bottom w:val="single" w:color="CCCCCC" w:sz="1"/>
+              <w:right w:val="single" w:color="CCCCCC" w:sz="1"/>
+            </w:tcBorders>
+            <w:shd w:fill="FFFFFF" w:val="clear"/>
+            <w:tcMar>
+              <w:top w:type="dxa" w:w="80"/>
+              <w:left w:type="dxa" w:w="120"/>
+              <w:bottom w:type="dxa" w:w="80"/>
+              <w:right w:type="dxa" w:w="120"/>
+            </w:tcMar>
+          </w:tcPr>
+          <w:p>
+            <w:r>
+              <w:rPr>
+                <w:rFonts w:ascii="Arial" w:cs="Arial" w:eastAsia="Arial" w:hAnsi="Arial"/>
+                <w:b w:val="false"/>
+                <w:bCs w:val="false"/>
+                <w:color w:val="000000"/>
+                <w:sz w:val="18"/>
+                <w:szCs w:val="18"/>
+              </w:rPr>
+              <w:t xml:space="preserve">xmpMM:DocumentID equals xmpMM:InstanceID — suggests a direct copy or reconstructed metadata.</w:t>
+            </w:r>
+          </w:p>
+        </w:tc>
+      </w:tr>
+      <w:tr>
+        <w:tc>
+          <w:tcPr>
+            <w:tcW w:type="dxa" w:w="2200"/>
+            <w:tcBorders>
+              <w:top w:val="single" w:color="CCCCCC" w:sz="1"/>
+              <w:left w:val="single" w:color="CCCCCC" w:sz="1"/>
+              <w:bottom w:val="single" w:color="CCCCCC" w:sz="1"/>
+              <w:right w:val="single" w:color="CCCCCC" w:sz="1"/>
+            </w:tcBorders>
+            <w:shd w:fill="FFFFFF" w:val="clear"/>
+            <w:tcMar>
+              <w:top w:type="dxa" w:w="80"/>
+              <w:left w:type="dxa" w:w="120"/>
+              <w:bottom w:type="dxa" w:w="80"/>
+              <w:right w:type="dxa" w:w="120"/>
+            </w:tcMar>
+          </w:tcPr>
+          <w:p>
+            <w:r>
+              <w:rPr>
+                <w:rFonts w:ascii="Arial" w:cs="Arial" w:eastAsia="Arial" w:hAnsi="Arial"/>
+                <w:b w:val="false"/>
+                <w:bCs w:val="false"/>
+                <w:color w:val="000000"/>
+                <w:sz w:val="18"/>
+                <w:szCs w:val="18"/>
+              </w:rPr>
+              <w:t xml:space="preserve">STRUCTURAL_WARNING</w:t>
+            </w:r>
+          </w:p>
+        </w:tc>
+        <w:tc>
+          <w:tcPr>
+            <w:tcW w:type="dxa" w:w="700"/>
+            <w:tcBorders>
+              <w:top w:val="single" w:color="CCCCCC" w:sz="1"/>
+              <w:left w:val="single" w:color="CCCCCC" w:sz="1"/>
+              <w:bottom w:val="single" w:color="CCCCCC" w:sz="1"/>
+              <w:right w:val="single" w:color="CCCCCC" w:sz="1"/>
+            </w:tcBorders>
+            <w:shd w:fill="FFFFFF" w:val="clear"/>
+            <w:tcMar>
+              <w:top w:type="dxa" w:w="80"/>
+              <w:left w:type="dxa" w:w="120"/>
+              <w:bottom w:type="dxa" w:w="80"/>
+              <w:right w:type="dxa" w:w="120"/>
+            </w:tcMar>
+          </w:tcPr>
+          <w:p>
+            <w:r>
+              <w:rPr>
+                <w:rFonts w:ascii="Arial" w:cs="Arial" w:eastAsia="Arial" w:hAnsi="Arial"/>
+                <w:b w:val="false"/>
+                <w:bCs w:val="false"/>
+                <w:color w:val="000000"/>
+                <w:sz w:val="18"/>
+                <w:szCs w:val="18"/>
+              </w:rPr>
+              <w:t xml:space="preserve">5</w:t>
+            </w:r>
+          </w:p>
+        </w:tc>
+        <w:tc>
+          <w:tcPr>
+            <w:tcW w:type="dxa" w:w="6460"/>
+            <w:tcBorders>
+              <w:top w:val="single" w:color="CCCCCC" w:sz="1"/>
+              <w:left w:val="single" w:color="CCCCCC" w:sz="1"/>
+              <w:bottom w:val="single" w:color="CCCCCC" w:sz="1"/>
+              <w:right w:val="single" w:color="CCCCCC" w:sz="1"/>
+            </w:tcBorders>
+            <w:shd w:fill="FFFFFF" w:val="clear"/>
+            <w:tcMar>
+              <w:top w:type="dxa" w:w="80"/>
+              <w:left w:type="dxa" w:w="120"/>
+              <w:bottom w:type="dxa" w:w="80"/>
+              <w:right w:type="dxa" w:w="120"/>
+            </w:tcMar>
+          </w:tcPr>
+          <w:p>
+            <w:r>
+              <w:rPr>
+                <w:rFonts w:ascii="Arial" w:cs="Arial" w:eastAsia="Arial" w:hAnsi="Arial"/>
+                <w:b w:val="false"/>
+                <w:bCs w:val="false"/>
+                <w:color w:val="000000"/>
+                <w:sz w:val="18"/>
+                <w:szCs w:val="18"/>
+              </w:rPr>
+              <w:t xml:space="preserve">qpdf structural check reported warnings (stream /Length discrepancies, damaged cross-reference data, and similar). Also emitted, without geometry, when a signature’s /ByteRange cannot be evaluated (explicitly indeterminate).</w:t>
+            </w:r>
+          </w:p>
+        </w:tc>
+      </w:tr>
+    </w:tbl>
+    <w:p>
+      <w:pPr>
+        <w:spacing w:after="80" w:before="80"/>
+      </w:pPr>
+      <w:r>
+        <w:rPr>
+          <w:rFonts w:ascii="Arial" w:cs="Arial" w:eastAsia="Arial" w:hAnsi="Arial"/>
+          <w:color w:val="000000"/>
+          <w:sz w:val="22"/>
+          <w:szCs w:val="22"/>
+        </w:rPr>
+        <w:t xml:space="preserve">Document-level findings are stored attached to page 1 of the document (their detail text identifies them as document-level) so they appear in the findings reports; they are excluded from page 1’s page-level score by construction.</w:t>
       </w:r>
     </w:p>
     <w:p>
@@ -6438,6 +7244,20 @@
         </w:tc>
       </w:tr>
     </w:tbl>
+    <w:p>
+      <w:pPr>
+        <w:spacing w:after="80" w:before="80"/>
+      </w:pPr>
+      <w:r>
+        <w:rPr>
+          <w:rFonts w:ascii="Arial" w:cs="Arial" w:eastAsia="Arial" w:hAnsi="Arial"/>
+          <w:color w:val="000000"/>
+          <w:sz w:val="22"/>
+          <w:szCs w:val="22"/>
+        </w:rPr>
+        <w:t xml:space="preserve">The document-level detections have their own known false-positive conditions: METADATA_MISMATCH is produced by converters and printers that legitimately update one metadata store and not the other; VERSION_MISMATCH arises whenever a tool raises the Catalog /Version, which the specification permits; MIXED_CAMERA is expected in legitimately composite documents such as a scanned contract with an inserted photograph; STRUCTURAL_WARNING is common in files written by non-conformant producers; and SIGNED_THEN_MODIFIED can reflect a legitimate post-signing workflow such as an additional signature or permitted form fill-in. Each finding is a prompt to determine what changed, not a conclusion that the change was illegitimate.</w:t>
+      </w:r>
+    </w:p>
     <w:p>
       <w:pPr>
         <w:pStyle w:val="Heading2"/>

--- a/Application/Documentation/01a_Risk_Scoring_Technical.docx
+++ b/Application/Documentation/01a_Risk_Scoring_Technical.docx
@@ -111,7 +111,7 @@
           <w:sz w:val="22"/>
           <w:szCs w:val="22"/>
         </w:rPr>
-        <w:t xml:space="preserve">Document Date: April 21, 2026</w:t>
+        <w:t xml:space="preserve">Document Date: October 6, 2026 · Build 2026-10-06</w:t>
       </w:r>
     </w:p>
     <w:p>
@@ -4544,7 +4544,7 @@
           <w:sz w:val="22"/>
           <w:szCs w:val="22"/>
         </w:rPr>
-        <w:t xml:space="preserve">Sections 4.1 to 4.3 score each image placement individually. A family of finding types describes a page or the document as a whole rather than any single image — text overlays, font anomalies, unapplied redactions, metadata anomalies, post-signature modification, mixed capture devices, and structural warnings — so they cannot be attributed to one image and are scored in a separate document-risk dimension. Every analyzed document therefore carries two independent score families: the per-image scores of 4.2 and the page and document scores defined here. Each finding type contributes to exactly one family, so no signal is counted twice and none is detected but left unscored.</w:t>
+        <w:t xml:space="preserve">Sections 4.1 to 4.3 score each image placement individually. A family of finding types describes a page or the document as a whole rather than any single image — text overlays, font anomalies, unapplied redactions, metadata anomalies, version anachronisms, post-signature modification, mixed capture devices, and structural warnings — so they cannot be attributed to one image and are scored in a separate document-risk dimension. Every analyzed document therefore carries two independent score families: the per-image scores of 4.2 and the page and document scores defined here. Each finding type contributes to exactly one family, so no signal is counted twice and none is detected but left unscored.</w:t>
       </w:r>
     </w:p>
     <w:p>
@@ -5468,6 +5468,101 @@
                 <w:sz w:val="18"/>
                 <w:szCs w:val="18"/>
               </w:rPr>
+              <w:t xml:space="preserve">VERSION_ANACHRONISM</w:t>
+            </w:r>
+          </w:p>
+        </w:tc>
+        <w:tc>
+          <w:tcPr>
+            <w:tcW w:type="dxa" w:w="700"/>
+            <w:tcBorders>
+              <w:top w:val="single" w:color="CCCCCC" w:sz="1"/>
+              <w:left w:val="single" w:color="CCCCCC" w:sz="1"/>
+              <w:bottom w:val="single" w:color="CCCCCC" w:sz="1"/>
+              <w:right w:val="single" w:color="CCCCCC" w:sz="1"/>
+            </w:tcBorders>
+            <w:shd w:fill="FFFFFF" w:val="clear"/>
+            <w:tcMar>
+              <w:top w:type="dxa" w:w="80"/>
+              <w:left w:type="dxa" w:w="120"/>
+              <w:bottom w:type="dxa" w:w="80"/>
+              <w:right w:type="dxa" w:w="120"/>
+            </w:tcMar>
+          </w:tcPr>
+          <w:p>
+            <w:r>
+              <w:rPr>
+                <w:rFonts w:ascii="Arial" w:cs="Arial" w:eastAsia="Arial" w:hAnsi="Arial"/>
+                <w:b w:val="false"/>
+                <w:bCs w:val="false"/>
+                <w:color w:val="000000"/>
+                <w:sz w:val="18"/>
+                <w:szCs w:val="18"/>
+              </w:rPr>
+              <w:t xml:space="preserve">15</w:t>
+            </w:r>
+          </w:p>
+        </w:tc>
+        <w:tc>
+          <w:tcPr>
+            <w:tcW w:type="dxa" w:w="6460"/>
+            <w:tcBorders>
+              <w:top w:val="single" w:color="CCCCCC" w:sz="1"/>
+              <w:left w:val="single" w:color="CCCCCC" w:sz="1"/>
+              <w:bottom w:val="single" w:color="CCCCCC" w:sz="1"/>
+              <w:right w:val="single" w:color="CCCCCC" w:sz="1"/>
+            </w:tcBorders>
+            <w:shd w:fill="FFFFFF" w:val="clear"/>
+            <w:tcMar>
+              <w:top w:type="dxa" w:w="80"/>
+              <w:left w:type="dxa" w:w="120"/>
+              <w:bottom w:type="dxa" w:w="80"/>
+              <w:right w:type="dxa" w:w="120"/>
+            </w:tcMar>
+          </w:tcPr>
+          <w:p>
+            <w:r>
+              <w:rPr>
+                <w:rFonts w:ascii="Arial" w:cs="Arial" w:eastAsia="Arial" w:hAnsi="Arial"/>
+                <w:b w:val="false"/>
+                <w:bCs w:val="false"/>
+                <w:color w:val="000000"/>
+                <w:sz w:val="18"/>
+                <w:szCs w:val="18"/>
+              </w:rPr>
+              <w:t xml:space="preserve">Features present in the file require a newer PDF version than it declares (object/xref streams, JBIG2/JPX, AES, optional content, etc.). Strongest when the claimed creation date predates the feature. See the Technical Reference Guide, 4.4.</w:t>
+            </w:r>
+          </w:p>
+        </w:tc>
+      </w:tr>
+      <w:tr>
+        <w:tc>
+          <w:tcPr>
+            <w:tcW w:type="dxa" w:w="2200"/>
+            <w:tcBorders>
+              <w:top w:val="single" w:color="CCCCCC" w:sz="1"/>
+              <w:left w:val="single" w:color="CCCCCC" w:sz="1"/>
+              <w:bottom w:val="single" w:color="CCCCCC" w:sz="1"/>
+              <w:right w:val="single" w:color="CCCCCC" w:sz="1"/>
+            </w:tcBorders>
+            <w:shd w:fill="FFFFFF" w:val="clear"/>
+            <w:tcMar>
+              <w:top w:type="dxa" w:w="80"/>
+              <w:left w:type="dxa" w:w="120"/>
+              <w:bottom w:type="dxa" w:w="80"/>
+              <w:right w:type="dxa" w:w="120"/>
+            </w:tcMar>
+          </w:tcPr>
+          <w:p>
+            <w:r>
+              <w:rPr>
+                <w:rFonts w:ascii="Arial" w:cs="Arial" w:eastAsia="Arial" w:hAnsi="Arial"/>
+                <w:b w:val="false"/>
+                <w:bCs w:val="false"/>
+                <w:color w:val="000000"/>
+                <w:sz w:val="18"/>
+                <w:szCs w:val="18"/>
+              </w:rPr>
               <w:t xml:space="preserve">VERSION_MISMATCH</w:t>
             </w:r>
           </w:p>
@@ -7255,7 +7350,7 @@
           <w:sz w:val="22"/>
           <w:szCs w:val="22"/>
         </w:rPr>
-        <w:t xml:space="preserve">The document-level detections have their own known false-positive conditions: METADATA_MISMATCH is produced by converters and printers that legitimately update one metadata store and not the other; VERSION_MISMATCH arises whenever a tool raises the Catalog /Version, which the specification permits; MIXED_CAMERA is expected in legitimately composite documents such as a scanned contract with an inserted photograph; STRUCTURAL_WARNING is common in files written by non-conformant producers; and SIGNED_THEN_MODIFIED can reflect a legitimate post-signing workflow such as an additional signature or permitted form fill-in. Each finding is a prompt to determine what changed, not a conclusion that the change was illegitimate.</w:t>
+        <w:t xml:space="preserve">The document-level detections have their own known false-positive conditions: METADATA_MISMATCH is produced by converters and printers that legitimately update one metadata store and not the other; VERSION_MISMATCH arises whenever a tool raises the Catalog /Version, which the specification permits; MIXED_CAMERA is expected in legitimately composite documents such as a scanned contract with an inserted photograph; STRUCTURAL_WARNING is common in files written by non-conformant producers; SIGNED_THEN_MODIFIED can reflect a legitimate post-signing workflow such as an additional signature or permitted form fill-in; and VERSION_ANACHRONISM can come from a producer that hard-codes an old header while writing newer structures. Each finding is a prompt to determine what changed, not a conclusion that the change was illegitimate.</w:t>
       </w:r>
     </w:p>
     <w:p>

--- a/Application/Documentation/01a_Risk_Scoring_Technical.docx
+++ b/Application/Documentation/01a_Risk_Scoring_Technical.docx
@@ -111,7 +111,7 @@
           <w:sz w:val="22"/>
           <w:szCs w:val="22"/>
         </w:rPr>
-        <w:t xml:space="preserve">Document Date: October 6, 2026 · Build 2026-10-06</w:t>
+        <w:t xml:space="preserve">Document Date: October 9, 2026 · Applies to PDF Forensics Suite v1.0.0, build 2026-10-09</w:t>
       </w:r>
     </w:p>
     <w:p>
@@ -5837,6 +5837,106 @@
     </w:p>
     <w:p>
       <w:pPr>
+        <w:pStyle w:val="Heading3"/>
+      </w:pPr>
+      <w:r>
+        <w:rPr>
+          <w:rFonts w:ascii="Arial" w:cs="Arial" w:eastAsia="Arial" w:hAnsi="Arial"/>
+        </w:rPr>
+        <w:t xml:space="preserve">How overlays are counted</w:t>
+      </w:r>
+    </w:p>
+    <w:p>
+      <w:pPr>
+        <w:spacing w:after="80" w:before="80"/>
+      </w:pPr>
+      <w:r>
+        <w:rPr>
+          <w:rFonts w:ascii="Arial" w:cs="Arial" w:eastAsia="Arial" w:hAnsi="Arial"/>
+          <w:color w:val="000000"/>
+          <w:sz w:val="22"/>
+          <w:szCs w:val="22"/>
+        </w:rPr>
+        <w:t xml:space="preserve">TEXT_OVERLAY findings score per finding, so how an alteration is counted directly affects the page score. Since build 2026-10-08 the analysis counts each alteration once:</w:t>
+      </w:r>
+    </w:p>
+    <w:p>
+      <w:pPr>
+        <w:spacing w:after="80" w:before="80"/>
+      </w:pPr>
+      <w:r>
+        <w:rPr>
+          <w:rFonts w:ascii="Arial" w:cs="Arial" w:eastAsia="Arial" w:hAnsi="Arial"/>
+          <w:b/>
+          <w:bCs/>
+          <w:color w:val="000000"/>
+          <w:sz w:val="22"/>
+          <w:szCs w:val="22"/>
+        </w:rPr>
+        <w:t xml:space="preserve">White box with painted text. </w:t>
+      </w:r>
+      <w:r>
+        <w:rPr>
+          <w:rFonts w:ascii="Arial" w:cs="Arial" w:eastAsia="Arial" w:hAnsi="Arial"/>
+          <w:color w:val="000000"/>
+          <w:sz w:val="22"/>
+          <w:szCs w:val="22"/>
+        </w:rPr>
+        <w:t xml:space="preserve">A white box drawn over the original content with new text painted on it is one finding. The text-over-text check also fires on the painted text (text extraction still returns the original glyphs hidden under the box) and its 25-point clustering can split one replaced block into many findings. Any such cluster with at least 80% of its area inside the white box is consolidated into the white-box finding, so the page receives +35 for the alteration rather than +35 per fragment. In one tested document a single white box had produced 12 findings and capped its page at 100; it now scores 35.</w:t>
+      </w:r>
+    </w:p>
+    <w:p>
+      <w:pPr>
+        <w:spacing w:after="80" w:before="80"/>
+      </w:pPr>
+      <w:r>
+        <w:rPr>
+          <w:rFonts w:ascii="Arial" w:cs="Arial" w:eastAsia="Arial" w:hAnsi="Arial"/>
+          <w:b/>
+          <w:bCs/>
+          <w:color w:val="000000"/>
+          <w:sz w:val="22"/>
+          <w:szCs w:val="22"/>
+        </w:rPr>
+        <w:t xml:space="preserve">Stacked annotations. </w:t>
+      </w:r>
+      <w:r>
+        <w:rPr>
+          <w:rFonts w:ascii="Arial" w:cs="Arial" w:eastAsia="Arial" w:hAnsi="Arial"/>
+          <w:color w:val="000000"/>
+          <w:sz w:val="22"/>
+          <w:szCs w:val="22"/>
+        </w:rPr>
+        <w:t xml:space="preserve">An overlay annotation that overlaps another overlay annotation, with at least one of the pair opaque, is flagged even if it has no opaque background of its own. The covering box and the replacement-text annotation are separate objects and separate edits, so each is one finding (+35 each).</w:t>
+      </w:r>
+    </w:p>
+    <w:p>
+      <w:pPr>
+        <w:spacing w:after="80" w:before="80"/>
+      </w:pPr>
+      <w:r>
+        <w:rPr>
+          <w:rFonts w:ascii="Arial" w:cs="Arial" w:eastAsia="Arial" w:hAnsi="Arial"/>
+          <w:b/>
+          <w:bCs/>
+          <w:color w:val="000000"/>
+          <w:sz w:val="22"/>
+          <w:szCs w:val="22"/>
+        </w:rPr>
+        <w:t xml:space="preserve">Re-analysis. </w:t>
+      </w:r>
+      <w:r>
+        <w:rPr>
+          <w:rFonts w:ascii="Arial" w:cs="Arial" w:eastAsia="Arial" w:hAnsi="Arial"/>
+          <w:color w:val="000000"/>
+          <w:sz w:val="22"/>
+          <w:szCs w:val="22"/>
+        </w:rPr>
+        <w:t xml:space="preserve">Documents analysed with earlier builds keep their stored scores until re-analysed; re-analysis is required for consolidated scores.</w:t>
+      </w:r>
+    </w:p>
+    <w:p>
+      <w:pPr>
         <w:pStyle w:val="Heading1"/>
       </w:pPr>
       <w:r>
@@ -6537,6 +6637,268 @@
           <w:szCs w:val="20"/>
         </w:rPr>
         <w:t xml:space="preserve">ORDER BY a.doc_risk_score DESC;</w:t>
+      </w:r>
+    </w:p>
+    <w:p>
+      <w:pPr>
+        <w:pStyle w:val="Heading2"/>
+      </w:pPr>
+      <w:r>
+        <w:rPr>
+          <w:rFonts w:ascii="Arial" w:cs="Arial" w:eastAsia="Arial" w:hAnsi="Arial"/>
+        </w:rPr>
+        <w:t xml:space="preserve">5.2  Prior-Version Lineage Columns (schema revision 7)</w:t>
+      </w:r>
+    </w:p>
+    <w:p>
+      <w:pPr>
+        <w:spacing w:after="80" w:before="80"/>
+      </w:pPr>
+      <w:r>
+        <w:rPr>
+          <w:rFonts w:ascii="Arial" w:cs="Arial" w:eastAsia="Arial" w:hAnsi="Arial"/>
+          <w:color w:val="000000"/>
+          <w:sz w:val="22"/>
+          <w:szCs w:val="22"/>
+        </w:rPr>
+        <w:t xml:space="preserve">When prior versions are extracted, each is analysed as its own analyses row linked to the document it came from. These columns let the reports and the case index tell submitted documents apart from extracted versions, and let the graph treat a document and its versions as one lineage.</w:t>
+      </w:r>
+    </w:p>
+    <w:p>
+      <w:pPr>
+        <w:pBdr>
+          <w:left w:val="single" w:color="ED1C24" w:sz="6" w:space="4"/>
+        </w:pBdr>
+        <w:shd w:fill="F0F0F0" w:val="clear"/>
+        <w:spacing w:after="0" w:before="0"/>
+      </w:pPr>
+      <w:r>
+        <w:rPr>
+          <w:rFonts w:ascii="Courier New" w:cs="Courier New" w:eastAsia="Courier New" w:hAnsi="Courier New"/>
+          <w:color w:val="333333"/>
+          <w:sz w:val="18"/>
+          <w:szCs w:val="18"/>
+        </w:rPr>
+        <w:t xml:space="preserve">analyses.source_analysis_id INTEGER  -- analysis of the parent document (NULL for a submitted file)</w:t>
+      </w:r>
+    </w:p>
+    <w:p>
+      <w:pPr>
+        <w:pBdr>
+          <w:left w:val="single" w:color="ED1C24" w:sz="6" w:space="4"/>
+        </w:pBdr>
+        <w:shd w:fill="F0F0F0" w:val="clear"/>
+        <w:spacing w:after="0" w:before="0"/>
+      </w:pPr>
+      <w:r>
+        <w:rPr>
+          <w:rFonts w:ascii="Courier New" w:cs="Courier New" w:eastAsia="Courier New" w:hAnsi="Courier New"/>
+          <w:color w:val="333333"/>
+          <w:sz w:val="18"/>
+          <w:szCs w:val="18"/>
+        </w:rPr>
+        <w:t xml:space="preserve">analyses.version_number     INTEGER  -- 1, 2, ... for an extracted prior version (NULL otherwise)</w:t>
+      </w:r>
+    </w:p>
+    <w:p>
+      <w:pPr>
+        <w:pStyle w:val="Heading2"/>
+      </w:pPr>
+      <w:r>
+        <w:rPr>
+          <w:rFonts w:ascii="Arial" w:cs="Arial" w:eastAsia="Arial" w:hAnsi="Arial"/>
+        </w:rPr>
+        <w:t xml:space="preserve">5.3  Submitted-Files Record (schema revision 8)</w:t>
+      </w:r>
+    </w:p>
+    <w:p>
+      <w:pPr>
+        <w:spacing w:after="80" w:before="80"/>
+      </w:pPr>
+      <w:r>
+        <w:rPr>
+          <w:rFonts w:ascii="Arial" w:cs="Arial" w:eastAsia="Arial" w:hAnsi="Arial"/>
+          <w:color w:val="000000"/>
+          <w:sz w:val="22"/>
+          <w:szCs w:val="22"/>
+        </w:rPr>
+        <w:t xml:space="preserve">Every file submitted for analysis is recorded with its outcome, whether or not an analysis row was created. An identical copy skipped by the duplicate check, or a file that failed, therefore leaves a record. This table does not affect any score; it accounts for the submitted files.</w:t>
+      </w:r>
+    </w:p>
+    <w:p>
+      <w:pPr>
+        <w:pBdr>
+          <w:left w:val="single" w:color="ED1C24" w:sz="6" w:space="4"/>
+        </w:pBdr>
+        <w:shd w:fill="F0F0F0" w:val="clear"/>
+        <w:spacing w:after="0" w:before="0"/>
+      </w:pPr>
+      <w:r>
+        <w:rPr>
+          <w:rFonts w:ascii="Courier New" w:cs="Courier New" w:eastAsia="Courier New" w:hAnsi="Courier New"/>
+          <w:color w:val="333333"/>
+          <w:sz w:val="18"/>
+          <w:szCs w:val="18"/>
+        </w:rPr>
+        <w:t xml:space="preserve">CREATE TABLE submissions (</w:t>
+      </w:r>
+    </w:p>
+    <w:p>
+      <w:pPr>
+        <w:pBdr>
+          <w:left w:val="single" w:color="ED1C24" w:sz="6" w:space="4"/>
+        </w:pBdr>
+        <w:shd w:fill="F0F0F0" w:val="clear"/>
+        <w:spacing w:after="0" w:before="0"/>
+      </w:pPr>
+      <w:r>
+        <w:rPr>
+          <w:rFonts w:ascii="Courier New" w:cs="Courier New" w:eastAsia="Courier New" w:hAnsi="Courier New"/>
+          <w:color w:val="333333"/>
+          <w:sz w:val="18"/>
+          <w:szCs w:val="18"/>
+        </w:rPr>
+        <w:t xml:space="preserve">  id INTEGER PRIMARY KEY, session_ts TEXT, submitted_at TEXT NOT NULL,</w:t>
+      </w:r>
+    </w:p>
+    <w:p>
+      <w:pPr>
+        <w:pBdr>
+          <w:left w:val="single" w:color="ED1C24" w:sz="6" w:space="4"/>
+        </w:pBdr>
+        <w:shd w:fill="F0F0F0" w:val="clear"/>
+        <w:spacing w:after="0" w:before="0"/>
+      </w:pPr>
+      <w:r>
+        <w:rPr>
+          <w:rFonts w:ascii="Courier New" w:cs="Courier New" w:eastAsia="Courier New" w:hAnsi="Courier New"/>
+          <w:color w:val="333333"/>
+          <w:sz w:val="18"/>
+          <w:szCs w:val="18"/>
+        </w:rPr>
+        <w:t xml:space="preserve">  pdf_path TEXT NOT NULL, pdf_filename TEXT NOT NULL,</w:t>
+      </w:r>
+    </w:p>
+    <w:p>
+      <w:pPr>
+        <w:pBdr>
+          <w:left w:val="single" w:color="ED1C24" w:sz="6" w:space="4"/>
+        </w:pBdr>
+        <w:shd w:fill="F0F0F0" w:val="clear"/>
+        <w:spacing w:after="0" w:before="0"/>
+      </w:pPr>
+      <w:r>
+        <w:rPr>
+          <w:rFonts w:ascii="Courier New" w:cs="Courier New" w:eastAsia="Courier New" w:hAnsi="Courier New"/>
+          <w:color w:val="333333"/>
+          <w:sz w:val="18"/>
+          <w:szCs w:val="18"/>
+        </w:rPr>
+        <w:t xml:space="preserve">  name_key TEXT,        -- name without a leading [ref], for same-name checks</w:t>
+      </w:r>
+    </w:p>
+    <w:p>
+      <w:pPr>
+        <w:pBdr>
+          <w:left w:val="single" w:color="ED1C24" w:sz="6" w:space="4"/>
+        </w:pBdr>
+        <w:shd w:fill="F0F0F0" w:val="clear"/>
+        <w:spacing w:after="0" w:before="0"/>
+      </w:pPr>
+      <w:r>
+        <w:rPr>
+          <w:rFonts w:ascii="Courier New" w:cs="Courier New" w:eastAsia="Courier New" w:hAnsi="Courier New"/>
+          <w:color w:val="333333"/>
+          <w:sz w:val="18"/>
+          <w:szCs w:val="18"/>
+        </w:rPr>
+        <w:t xml:space="preserve">  pdf_md5 TEXT, pdf_size INTEGER,</w:t>
+      </w:r>
+    </w:p>
+    <w:p>
+      <w:pPr>
+        <w:pBdr>
+          <w:left w:val="single" w:color="ED1C24" w:sz="6" w:space="4"/>
+        </w:pBdr>
+        <w:shd w:fill="F0F0F0" w:val="clear"/>
+        <w:spacing w:after="0" w:before="0"/>
+      </w:pPr>
+      <w:r>
+        <w:rPr>
+          <w:rFonts w:ascii="Courier New" w:cs="Courier New" w:eastAsia="Courier New" w:hAnsi="Courier New"/>
+          <w:color w:val="333333"/>
+          <w:sz w:val="18"/>
+          <w:szCs w:val="18"/>
+        </w:rPr>
+        <w:t xml:space="preserve">  is_version INTEGER NOT NULL DEFAULT 0,</w:t>
+      </w:r>
+    </w:p>
+    <w:p>
+      <w:pPr>
+        <w:pBdr>
+          <w:left w:val="single" w:color="ED1C24" w:sz="6" w:space="4"/>
+        </w:pBdr>
+        <w:shd w:fill="F0F0F0" w:val="clear"/>
+        <w:spacing w:after="0" w:before="0"/>
+      </w:pPr>
+      <w:r>
+        <w:rPr>
+          <w:rFonts w:ascii="Courier New" w:cs="Courier New" w:eastAsia="Courier New" w:hAnsi="Courier New"/>
+          <w:color w:val="333333"/>
+          <w:sz w:val="18"/>
+          <w:szCs w:val="18"/>
+        </w:rPr>
+        <w:t xml:space="preserve">  outcome TEXT NOT NULL, -- analysed | duplicate | failed | not_found</w:t>
+      </w:r>
+    </w:p>
+    <w:p>
+      <w:pPr>
+        <w:pBdr>
+          <w:left w:val="single" w:color="ED1C24" w:sz="6" w:space="4"/>
+        </w:pBdr>
+        <w:shd w:fill="F0F0F0" w:val="clear"/>
+        <w:spacing w:after="0" w:before="0"/>
+      </w:pPr>
+      <w:r>
+        <w:rPr>
+          <w:rFonts w:ascii="Courier New" w:cs="Courier New" w:eastAsia="Courier New" w:hAnsi="Courier New"/>
+          <w:color w:val="333333"/>
+          <w:sz w:val="18"/>
+          <w:szCs w:val="18"/>
+        </w:rPr>
+        <w:t xml:space="preserve">  analysis_id INTEGER,   -- own analysis, or the analysis a duplicate matches</w:t>
+      </w:r>
+    </w:p>
+    <w:p>
+      <w:pPr>
+        <w:pBdr>
+          <w:left w:val="single" w:color="ED1C24" w:sz="6" w:space="4"/>
+        </w:pBdr>
+        <w:shd w:fill="F0F0F0" w:val="clear"/>
+        <w:spacing w:after="0" w:before="0"/>
+      </w:pPr>
+      <w:r>
+        <w:rPr>
+          <w:rFonts w:ascii="Courier New" w:cs="Courier New" w:eastAsia="Courier New" w:hAnsi="Courier New"/>
+          <w:color w:val="333333"/>
+          <w:sz w:val="18"/>
+          <w:szCs w:val="18"/>
+        </w:rPr>
+        <w:t xml:space="preserve">  duplicate_of TEXT, reason TEXT);</w:t>
+      </w:r>
+    </w:p>
+    <w:p>
+      <w:pPr>
+        <w:spacing w:after="80" w:before="80"/>
+      </w:pPr>
+      <w:r>
+        <w:rPr>
+          <w:rFonts w:ascii="Arial" w:cs="Arial" w:eastAsia="Arial" w:hAnsi="Arial"/>
+          <w:color w:val="000000"/>
+          <w:sz w:val="22"/>
+          <w:szCs w:val="22"/>
+        </w:rPr>
+        <w:t xml:space="preserve">Both migrations are additive and run automatically when an older database is opened; existing rows are unchanged.</w:t>
       </w:r>
     </w:p>
     <w:p>

--- a/Application/Documentation/01a_Risk_Scoring_Technical.docx
+++ b/Application/Documentation/01a_Risk_Scoring_Technical.docx
@@ -111,7 +111,7 @@
           <w:sz w:val="22"/>
           <w:szCs w:val="22"/>
         </w:rPr>
-        <w:t xml:space="preserve">Document Date: October 9, 2026 · Applies to PDF Forensics Suite v1.0.0, build 2026-10-09</w:t>
+        <w:t xml:space="preserve">Document Date: October 13, 2026 · Applies to PDF Forensics Suite v1.0.0, build 2026-10-13</w:t>
       </w:r>
     </w:p>
     <w:p>

--- a/Application/Documentation/01a_Risk_Scoring_Technical.docx
+++ b/Application/Documentation/01a_Risk_Scoring_Technical.docx
@@ -111,7 +111,7 @@
           <w:sz w:val="22"/>
           <w:szCs w:val="22"/>
         </w:rPr>
-        <w:t xml:space="preserve">Document Date: October 13, 2026 · Applies to PDF Forensics Suite v1.0.0, build 2026-10-13</w:t>
+        <w:t xml:space="preserve">Document Date: October 14, 2026 · Applies to PDF Forensics Suite v1.0.0, build 2026-10-14</w:t>
       </w:r>
     </w:p>
     <w:p>

--- a/Application/Documentation/01a_Risk_Scoring_Technical.docx
+++ b/Application/Documentation/01a_Risk_Scoring_Technical.docx
@@ -111,7 +111,7 @@
           <w:sz w:val="22"/>
           <w:szCs w:val="22"/>
         </w:rPr>
-        <w:t xml:space="preserve">Document Date: October 14, 2026 · Applies to PDF Forensics Suite v1.0.0, build 2026-10-14</w:t>
+        <w:t xml:space="preserve">Document Date: October 15, 2026 · Applies to PDF Forensics Suite v1.0.0, build 2026-10-15</w:t>
       </w:r>
     </w:p>
     <w:p>

--- a/Application/Documentation/01a_Risk_Scoring_Technical.docx
+++ b/Application/Documentation/01a_Risk_Scoring_Technical.docx
@@ -111,7 +111,7 @@
           <w:sz w:val="22"/>
           <w:szCs w:val="22"/>
         </w:rPr>
-        <w:t xml:space="preserve">Document Date: October 15, 2026 · Applies to PDF Forensics Suite v1.0.0, build 2026-10-15</w:t>
+        <w:t xml:space="preserve">Document Date: October 20, 2026 · Applies to PDF Forensics Suite v1.0.0, build 2026-10-20</w:t>
       </w:r>
     </w:p>
     <w:p>

--- a/Application/Documentation/01a_Risk_Scoring_Technical.docx
+++ b/Application/Documentation/01a_Risk_Scoring_Technical.docx
@@ -6899,6 +6899,225 @@
           <w:szCs w:val="22"/>
         </w:rPr>
         <w:t xml:space="preserve">Both migrations are additive and run automatically when an older database is opened; existing rows are unchanged.</w:t>
+      </w:r>
+    </w:p>
+    <w:p>
+      <w:pPr>
+        <w:pStyle w:val="Heading2"/>
+      </w:pPr>
+      <w:r>
+        <w:rPr>
+          <w:rFonts w:ascii="Arial" w:cs="Arial" w:eastAsia="Arial" w:hAnsi="Arial"/>
+        </w:rPr>
+        <w:t xml:space="preserve">5.4  Encryption Record (schema revision 9)</w:t>
+      </w:r>
+    </w:p>
+    <w:p>
+      <w:pPr>
+        <w:spacing w:after="80" w:before="80"/>
+      </w:pPr>
+      <w:r>
+        <w:rPr>
+          <w:rFonts w:ascii="Arial" w:cs="Arial" w:eastAsia="Arial" w:hAnsi="Arial"/>
+          <w:color w:val="000000"/>
+          <w:sz w:val="22"/>
+          <w:szCs w:val="22"/>
+        </w:rPr>
+        <w:t xml:space="preserve">Every encrypted file the application handles is recorded in the encryption table, one row per file per run, whether or not it could be opened. The row states whether a password opened the file, the password that worked and where it came from (the empty password, a password already found to work in the run, or a line of the supplied list), the encryption scheme, how many passwords were tried, and the analysis that followed. The Encrypted Files report is built from this table, so it can be regenerated from the database on a later run. A file that no password opened is also recorded in the submissions table (5.3) with the outcome encrypted_unopened. This table does not affect any score. Because it holds the passwords that opened files, the database should be handled with the same care as the password list.</w:t>
+      </w:r>
+    </w:p>
+    <w:p>
+      <w:pPr>
+        <w:pBdr>
+          <w:left w:val="single" w:color="ED1C24" w:sz="6" w:space="4"/>
+        </w:pBdr>
+        <w:shd w:fill="F0F0F0" w:val="clear"/>
+        <w:spacing w:after="0" w:before="0"/>
+      </w:pPr>
+      <w:r>
+        <w:rPr>
+          <w:rFonts w:ascii="Courier New" w:cs="Courier New" w:eastAsia="Courier New" w:hAnsi="Courier New"/>
+          <w:color w:val="333333"/>
+          <w:sz w:val="18"/>
+          <w:szCs w:val="18"/>
+        </w:rPr>
+        <w:t xml:space="preserve">CREATE TABLE encryption (</w:t>
+      </w:r>
+    </w:p>
+    <w:p>
+      <w:pPr>
+        <w:pBdr>
+          <w:left w:val="single" w:color="ED1C24" w:sz="6" w:space="4"/>
+        </w:pBdr>
+        <w:shd w:fill="F0F0F0" w:val="clear"/>
+        <w:spacing w:after="0" w:before="0"/>
+      </w:pPr>
+      <w:r>
+        <w:rPr>
+          <w:rFonts w:ascii="Courier New" w:cs="Courier New" w:eastAsia="Courier New" w:hAnsi="Courier New"/>
+          <w:color w:val="333333"/>
+          <w:sz w:val="18"/>
+          <w:szCs w:val="18"/>
+        </w:rPr>
+        <w:t xml:space="preserve">  id INTEGER PRIMARY KEY, session_ts TEXT, recorded_at TEXT NOT NULL,</w:t>
+      </w:r>
+    </w:p>
+    <w:p>
+      <w:pPr>
+        <w:pBdr>
+          <w:left w:val="single" w:color="ED1C24" w:sz="6" w:space="4"/>
+        </w:pBdr>
+        <w:shd w:fill="F0F0F0" w:val="clear"/>
+        <w:spacing w:after="0" w:before="0"/>
+      </w:pPr>
+      <w:r>
+        <w:rPr>
+          <w:rFonts w:ascii="Courier New" w:cs="Courier New" w:eastAsia="Courier New" w:hAnsi="Courier New"/>
+          <w:color w:val="333333"/>
+          <w:sz w:val="18"/>
+          <w:szCs w:val="18"/>
+        </w:rPr>
+        <w:t xml:space="preserve">  pdf_path TEXT NOT NULL, pdf_filename TEXT NOT NULL, pdf_md5 TEXT,</w:t>
+      </w:r>
+    </w:p>
+    <w:p>
+      <w:pPr>
+        <w:pBdr>
+          <w:left w:val="single" w:color="ED1C24" w:sz="6" w:space="4"/>
+        </w:pBdr>
+        <w:shd w:fill="F0F0F0" w:val="clear"/>
+        <w:spacing w:after="0" w:before="0"/>
+      </w:pPr>
+      <w:r>
+        <w:rPr>
+          <w:rFonts w:ascii="Courier New" w:cs="Courier New" w:eastAsia="Courier New" w:hAnsi="Courier New"/>
+          <w:color w:val="333333"/>
+          <w:sz w:val="18"/>
+          <w:szCs w:val="18"/>
+        </w:rPr>
+        <w:t xml:space="preserve">  is_encrypted INTEGER NOT NULL, opened INTEGER NOT NULL,</w:t>
+      </w:r>
+    </w:p>
+    <w:p>
+      <w:pPr>
+        <w:pBdr>
+          <w:left w:val="single" w:color="ED1C24" w:sz="6" w:space="4"/>
+        </w:pBdr>
+        <w:shd w:fill="F0F0F0" w:val="clear"/>
+        <w:spacing w:after="0" w:before="0"/>
+      </w:pPr>
+      <w:r>
+        <w:rPr>
+          <w:rFonts w:ascii="Courier New" w:cs="Courier New" w:eastAsia="Courier New" w:hAnsi="Courier New"/>
+          <w:color w:val="333333"/>
+          <w:sz w:val="18"/>
+          <w:szCs w:val="18"/>
+        </w:rPr>
+        <w:t xml:space="preserve">  password TEXT,         -- the password that worked ("" = empty); NULL if none</w:t>
+      </w:r>
+    </w:p>
+    <w:p>
+      <w:pPr>
+        <w:pBdr>
+          <w:left w:val="single" w:color="ED1C24" w:sz="6" w:space="4"/>
+        </w:pBdr>
+        <w:shd w:fill="F0F0F0" w:val="clear"/>
+        <w:spacing w:after="0" w:before="0"/>
+      </w:pPr>
+      <w:r>
+        <w:rPr>
+          <w:rFonts w:ascii="Courier New" w:cs="Courier New" w:eastAsia="Courier New" w:hAnsi="Courier New"/>
+          <w:color w:val="333333"/>
+          <w:sz w:val="18"/>
+          <w:szCs w:val="18"/>
+        </w:rPr>
+        <w:t xml:space="preserve">  password_source TEXT,  -- "empty", "known-good" or "list line N"; if not</w:t>
+      </w:r>
+    </w:p>
+    <w:p>
+      <w:pPr>
+        <w:pBdr>
+          <w:left w:val="single" w:color="ED1C24" w:sz="6" w:space="4"/>
+        </w:pBdr>
+        <w:shd w:fill="F0F0F0" w:val="clear"/>
+        <w:spacing w:after="0" w:before="0"/>
+      </w:pPr>
+      <w:r>
+        <w:rPr>
+          <w:rFonts w:ascii="Courier New" w:cs="Courier New" w:eastAsia="Courier New" w:hAnsi="Courier New"/>
+          <w:color w:val="333333"/>
+          <w:sz w:val="18"/>
+          <w:szCs w:val="18"/>
+        </w:rPr>
+        <w:t xml:space="preserve">                         -- opened, why (e.g. "no password list supplied")</w:t>
+      </w:r>
+    </w:p>
+    <w:p>
+      <w:pPr>
+        <w:pBdr>
+          <w:left w:val="single" w:color="ED1C24" w:sz="6" w:space="4"/>
+        </w:pBdr>
+        <w:shd w:fill="F0F0F0" w:val="clear"/>
+        <w:spacing w:after="0" w:before="0"/>
+      </w:pPr>
+      <w:r>
+        <w:rPr>
+          <w:rFonts w:ascii="Courier New" w:cs="Courier New" w:eastAsia="Courier New" w:hAnsi="Courier New"/>
+          <w:color w:val="333333"/>
+          <w:sz w:val="18"/>
+          <w:szCs w:val="18"/>
+        </w:rPr>
+        <w:t xml:space="preserve">  scheme TEXT,           -- e.g. "AES-256 (V5 R6)"</w:t>
+      </w:r>
+    </w:p>
+    <w:p>
+      <w:pPr>
+        <w:pBdr>
+          <w:left w:val="single" w:color="ED1C24" w:sz="6" w:space="4"/>
+        </w:pBdr>
+        <w:shd w:fill="F0F0F0" w:val="clear"/>
+        <w:spacing w:after="0" w:before="0"/>
+      </w:pPr>
+      <w:r>
+        <w:rPr>
+          <w:rFonts w:ascii="Courier New" w:cs="Courier New" w:eastAsia="Courier New" w:hAnsi="Courier New"/>
+          <w:color w:val="333333"/>
+          <w:sz w:val="18"/>
+          <w:szCs w:val="18"/>
+        </w:rPr>
+        <w:t xml:space="preserve">  attempts INTEGER,      -- passwords tried on this file</w:t>
+      </w:r>
+    </w:p>
+    <w:p>
+      <w:pPr>
+        <w:pBdr>
+          <w:left w:val="single" w:color="ED1C24" w:sz="6" w:space="4"/>
+        </w:pBdr>
+        <w:shd w:fill="F0F0F0" w:val="clear"/>
+        <w:spacing w:after="0" w:before="0"/>
+      </w:pPr>
+      <w:r>
+        <w:rPr>
+          <w:rFonts w:ascii="Courier New" w:cs="Courier New" w:eastAsia="Courier New" w:hAnsi="Courier New"/>
+          <w:color w:val="333333"/>
+          <w:sz w:val="18"/>
+          <w:szCs w:val="18"/>
+        </w:rPr>
+        <w:t xml:space="preserve">  analysis_id INTEGER);  -- the analysis of the opened file</w:t>
+      </w:r>
+    </w:p>
+    <w:p>
+      <w:pPr>
+        <w:spacing w:after="80" w:before="80"/>
+      </w:pPr>
+      <w:r>
+        <w:rPr>
+          <w:rFonts w:ascii="Arial" w:cs="Arial" w:eastAsia="Arial" w:hAnsi="Arial"/>
+          <w:color w:val="000000"/>
+          <w:sz w:val="22"/>
+          <w:szCs w:val="22"/>
+        </w:rPr>
+        <w:t xml:space="preserve">The migration is additive and runs automatically when an older database is opened; existing rows are unchanged.</w:t>
       </w:r>
     </w:p>
     <w:p>

--- a/Application/Documentation/01a_Risk_Scoring_Technical.docx
+++ b/Application/Documentation/01a_Risk_Scoring_Technical.docx
@@ -62,7 +62,7 @@
           <w:sz w:val="52"/>
           <w:szCs w:val="52"/>
         </w:rPr>
-        <w:t xml:space="preserve">PDF FORENSICS SUITE v1.0.0</w:t>
+        <w:t xml:space="preserve">PDF FORENSICS SUITE v1.0.1</w:t>
       </w:r>
     </w:p>
     <w:p>
@@ -111,7 +111,7 @@
           <w:sz w:val="22"/>
           <w:szCs w:val="22"/>
         </w:rPr>
-        <w:t xml:space="preserve">Document Date: October 20, 2026 · Applies to PDF Forensics Suite v1.0.0, build 2026-10-20</w:t>
+        <w:t xml:space="preserve">Document Date: October 21, 2026 · Applies to PDF Forensics Suite v1.0.1, build 2026-10-21</w:t>
       </w:r>
     </w:p>
     <w:p>
@@ -128,7 +128,7 @@
           <w:sz w:val="20"/>
           <w:szCs w:val="20"/>
         </w:rPr>
-        <w:t xml:space="preserve">Released under the MIT License</w:t>
+        <w:t xml:space="preserve">Released under the Apache License, Version 2.0</w:t>
       </w:r>
     </w:p>
     <w:p>
@@ -168,7 +168,7 @@
           <w:sz w:val="22"/>
           <w:szCs w:val="22"/>
         </w:rPr>
-        <w:t xml:space="preserve">This document is the authoritative technical specification of the risk scoring methodology implemented in PDF Forensics Suite v1.0.0. It is written for forensic examiners who need to understand, independently verify, and — where required — testify about the automated risk scores assigned to image placements within analyzed PDF documents.</w:t>
+        <w:t xml:space="preserve">This document is the authoritative technical specification of the risk scoring methodology implemented in PDF Forensics Suite v1.0.1. It is written for forensic examiners who need to understand, independently verify, and — where required — testify about the automated risk scores assigned to image placements within analyzed PDF documents.</w:t>
       </w:r>
     </w:p>
     <w:p>
@@ -10886,7 +10886,7 @@
         <w:sz w:val="16"/>
         <w:szCs w:val="16"/>
       </w:rPr>
-      <w:t xml:space="preserve">PDF Forensics Suite v1.0.0 — Risk Scoring — Technical Reference  </w:t>
+      <w:t xml:space="preserve">PDF Forensics Suite v1.0.1 — Risk Scoring — Technical Reference  </w:t>
     </w:r>
     <w:r>
       <w:rPr>
@@ -10974,7 +10974,7 @@
         <w:sz w:val="16"/>
         <w:szCs w:val="16"/>
       </w:rPr>
-      <w:t xml:space="preserve">PDF Forensics Suite v1.0.0 — Risk Scoring — Technical Reference</w:t>
+      <w:t xml:space="preserve">PDF Forensics Suite v1.0.1 — Risk Scoring — Technical Reference</w:t>
     </w:r>
   </w:p>
 </w:hdr>

--- a/Application/Documentation/01a_Risk_Scoring_Technical.docx
+++ b/Application/Documentation/01a_Risk_Scoring_Technical.docx
@@ -62,7 +62,7 @@
           <w:sz w:val="52"/>
           <w:szCs w:val="52"/>
         </w:rPr>
-        <w:t xml:space="preserve">PDF FORENSICS SUITE v1.0.1</w:t>
+        <w:t xml:space="preserve">PDF FORENSICS SUITE v1.0.2</w:t>
       </w:r>
     </w:p>
     <w:p>
@@ -111,7 +111,7 @@
           <w:sz w:val="22"/>
           <w:szCs w:val="22"/>
         </w:rPr>
-        <w:t xml:space="preserve">Document Date: October 21, 2026 · Applies to PDF Forensics Suite v1.0.1, build 2026-10-21</w:t>
+        <w:t xml:space="preserve">Document Date: October 22, 2026 · Applies to PDF Forensics Suite v1.0.2, build 2026-10-22</w:t>
       </w:r>
     </w:p>
     <w:p>
@@ -168,7 +168,7 @@
           <w:sz w:val="22"/>
           <w:szCs w:val="22"/>
         </w:rPr>
-        <w:t xml:space="preserve">This document is the authoritative technical specification of the risk scoring methodology implemented in PDF Forensics Suite v1.0.1. It is written for forensic examiners who need to understand, independently verify, and — where required — testify about the automated risk scores assigned to image placements within analyzed PDF documents.</w:t>
+        <w:t xml:space="preserve">This document is the authoritative technical specification of the risk scoring methodology implemented in PDF Forensics Suite v1.0.2. It is written for forensic examiners who need to understand, independently verify, and — where required — testify about the automated risk scores assigned to image placements within analyzed PDF documents.</w:t>
       </w:r>
     </w:p>
     <w:p>
@@ -10886,7 +10886,7 @@
         <w:sz w:val="16"/>
         <w:szCs w:val="16"/>
       </w:rPr>
-      <w:t xml:space="preserve">PDF Forensics Suite v1.0.1 — Risk Scoring — Technical Reference  </w:t>
+      <w:t xml:space="preserve">PDF Forensics Suite v1.0.2 — Risk Scoring — Technical Reference  </w:t>
     </w:r>
     <w:r>
       <w:rPr>
@@ -10974,7 +10974,7 @@
         <w:sz w:val="16"/>
         <w:szCs w:val="16"/>
       </w:rPr>
-      <w:t xml:space="preserve">PDF Forensics Suite v1.0.1 — Risk Scoring — Technical Reference</w:t>
+      <w:t xml:space="preserve">PDF Forensics Suite v1.0.2 — Risk Scoring — Technical Reference</w:t>
     </w:r>
   </w:p>
 </w:hdr>

--- a/Application/Documentation/01a_Risk_Scoring_Technical.docx
+++ b/Application/Documentation/01a_Risk_Scoring_Technical.docx
@@ -62,7 +62,7 @@
           <w:sz w:val="52"/>
           <w:szCs w:val="52"/>
         </w:rPr>
-        <w:t xml:space="preserve">PDF FORENSICS SUITE v1.0.2</w:t>
+        <w:t xml:space="preserve">PDF FORENSICS SUITE v1.0.3</w:t>
       </w:r>
     </w:p>
     <w:p>
@@ -111,7 +111,7 @@
           <w:sz w:val="22"/>
           <w:szCs w:val="22"/>
         </w:rPr>
-        <w:t xml:space="preserve">Document Date: October 22, 2026 · Applies to PDF Forensics Suite v1.0.2, build 2026-10-22</w:t>
+        <w:t xml:space="preserve">Document Date: October 22, 2026 · Applies to PDF Forensics Suite v1.0.3, build 2026-10-22b</w:t>
       </w:r>
     </w:p>
     <w:p>
@@ -168,7 +168,7 @@
           <w:sz w:val="22"/>
           <w:szCs w:val="22"/>
         </w:rPr>
-        <w:t xml:space="preserve">This document is the authoritative technical specification of the risk scoring methodology implemented in PDF Forensics Suite v1.0.2. It is written for forensic examiners who need to understand, independently verify, and — where required — testify about the automated risk scores assigned to image placements within analyzed PDF documents.</w:t>
+        <w:t xml:space="preserve">This document is the authoritative technical specification of the risk scoring methodology implemented in PDF Forensics Suite v1.0.3. It is written for forensic examiners who need to understand, independently verify, and — where required — testify about the automated risk scores assigned to image placements within analyzed PDF documents.</w:t>
       </w:r>
     </w:p>
     <w:p>
@@ -5531,6 +5531,196 @@
                 <w:szCs w:val="18"/>
               </w:rPr>
               <w:t xml:space="preserve">Features present in the file require a newer PDF version than it declares (object/xref streams, JBIG2/JPX, AES, optional content, etc.). Strongest when the claimed creation date predates the feature. See the Technical Reference Guide, 4.4.</w:t>
+            </w:r>
+          </w:p>
+        </w:tc>
+      </w:tr>
+      <w:tr>
+        <w:tc>
+          <w:tcPr>
+            <w:tcW w:type="dxa" w:w="2200"/>
+            <w:tcBorders>
+              <w:top w:val="single" w:color="CCCCCC" w:sz="1"/>
+              <w:left w:val="single" w:color="CCCCCC" w:sz="1"/>
+              <w:bottom w:val="single" w:color="CCCCCC" w:sz="1"/>
+              <w:right w:val="single" w:color="CCCCCC" w:sz="1"/>
+            </w:tcBorders>
+            <w:shd w:fill="FFFFFF" w:val="clear"/>
+            <w:tcMar>
+              <w:top w:type="dxa" w:w="80"/>
+              <w:left w:type="dxa" w:w="120"/>
+              <w:bottom w:type="dxa" w:w="80"/>
+              <w:right w:type="dxa" w:w="120"/>
+            </w:tcMar>
+          </w:tcPr>
+          <w:p>
+            <w:r>
+              <w:rPr>
+                <w:rFonts w:ascii="Arial" w:cs="Arial" w:eastAsia="Arial" w:hAnsi="Arial"/>
+                <w:b w:val="false"/>
+                <w:bCs w:val="false"/>
+                <w:color w:val="000000"/>
+                <w:sz w:val="18"/>
+                <w:szCs w:val="18"/>
+              </w:rPr>
+              <w:t xml:space="preserve">VERSION_INVALID</w:t>
+            </w:r>
+          </w:p>
+        </w:tc>
+        <w:tc>
+          <w:tcPr>
+            <w:tcW w:type="dxa" w:w="700"/>
+            <w:tcBorders>
+              <w:top w:val="single" w:color="CCCCCC" w:sz="1"/>
+              <w:left w:val="single" w:color="CCCCCC" w:sz="1"/>
+              <w:bottom w:val="single" w:color="CCCCCC" w:sz="1"/>
+              <w:right w:val="single" w:color="CCCCCC" w:sz="1"/>
+            </w:tcBorders>
+            <w:shd w:fill="FFFFFF" w:val="clear"/>
+            <w:tcMar>
+              <w:top w:type="dxa" w:w="80"/>
+              <w:left w:type="dxa" w:w="120"/>
+              <w:bottom w:type="dxa" w:w="80"/>
+              <w:right w:type="dxa" w:w="120"/>
+            </w:tcMar>
+          </w:tcPr>
+          <w:p>
+            <w:r>
+              <w:rPr>
+                <w:rFonts w:ascii="Arial" w:cs="Arial" w:eastAsia="Arial" w:hAnsi="Arial"/>
+                <w:b w:val="false"/>
+                <w:bCs w:val="false"/>
+                <w:color w:val="000000"/>
+                <w:sz w:val="18"/>
+                <w:szCs w:val="18"/>
+              </w:rPr>
+              <w:t xml:space="preserve">25</w:t>
+            </w:r>
+          </w:p>
+        </w:tc>
+        <w:tc>
+          <w:tcPr>
+            <w:tcW w:type="dxa" w:w="6460"/>
+            <w:tcBorders>
+              <w:top w:val="single" w:color="CCCCCC" w:sz="1"/>
+              <w:left w:val="single" w:color="CCCCCC" w:sz="1"/>
+              <w:bottom w:val="single" w:color="CCCCCC" w:sz="1"/>
+              <w:right w:val="single" w:color="CCCCCC" w:sz="1"/>
+            </w:tcBorders>
+            <w:shd w:fill="FFFFFF" w:val="clear"/>
+            <w:tcMar>
+              <w:top w:type="dxa" w:w="80"/>
+              <w:left w:type="dxa" w:w="120"/>
+              <w:bottom w:type="dxa" w:w="80"/>
+              <w:right w:type="dxa" w:w="120"/>
+            </w:tcMar>
+          </w:tcPr>
+          <w:p>
+            <w:r>
+              <w:rPr>
+                <w:rFonts w:ascii="Arial" w:cs="Arial" w:eastAsia="Arial" w:hAnsi="Arial"/>
+                <w:b w:val="false"/>
+                <w:bCs w:val="false"/>
+                <w:color w:val="000000"/>
+                <w:sz w:val="18"/>
+                <w:szCs w:val="18"/>
+              </w:rPr>
+              <w:t xml:space="preserve">A declared PDF version (header, Catalog /Version or XMP pdf:PDFVersion) that does not exist; only 1.0 to 1.7 and 2.0 do. No conforming producer writes one, so it indicates a hand edit.</w:t>
+            </w:r>
+          </w:p>
+        </w:tc>
+      </w:tr>
+      <w:tr>
+        <w:tc>
+          <w:tcPr>
+            <w:tcW w:type="dxa" w:w="2200"/>
+            <w:tcBorders>
+              <w:top w:val="single" w:color="CCCCCC" w:sz="1"/>
+              <w:left w:val="single" w:color="CCCCCC" w:sz="1"/>
+              <w:bottom w:val="single" w:color="CCCCCC" w:sz="1"/>
+              <w:right w:val="single" w:color="CCCCCC" w:sz="1"/>
+            </w:tcBorders>
+            <w:shd w:fill="FFFFFF" w:val="clear"/>
+            <w:tcMar>
+              <w:top w:type="dxa" w:w="80"/>
+              <w:left w:type="dxa" w:w="120"/>
+              <w:bottom w:type="dxa" w:w="80"/>
+              <w:right w:type="dxa" w:w="120"/>
+            </w:tcMar>
+          </w:tcPr>
+          <w:p>
+            <w:r>
+              <w:rPr>
+                <w:rFonts w:ascii="Arial" w:cs="Arial" w:eastAsia="Arial" w:hAnsi="Arial"/>
+                <w:b w:val="false"/>
+                <w:bCs w:val="false"/>
+                <w:color w:val="000000"/>
+                <w:sz w:val="18"/>
+                <w:szCs w:val="18"/>
+              </w:rPr>
+              <w:t xml:space="preserve">VERSION_CONFLICT</w:t>
+            </w:r>
+          </w:p>
+        </w:tc>
+        <w:tc>
+          <w:tcPr>
+            <w:tcW w:type="dxa" w:w="700"/>
+            <w:tcBorders>
+              <w:top w:val="single" w:color="CCCCCC" w:sz="1"/>
+              <w:left w:val="single" w:color="CCCCCC" w:sz="1"/>
+              <w:bottom w:val="single" w:color="CCCCCC" w:sz="1"/>
+              <w:right w:val="single" w:color="CCCCCC" w:sz="1"/>
+            </w:tcBorders>
+            <w:shd w:fill="FFFFFF" w:val="clear"/>
+            <w:tcMar>
+              <w:top w:type="dxa" w:w="80"/>
+              <w:left w:type="dxa" w:w="120"/>
+              <w:bottom w:type="dxa" w:w="80"/>
+              <w:right w:type="dxa" w:w="120"/>
+            </w:tcMar>
+          </w:tcPr>
+          <w:p>
+            <w:r>
+              <w:rPr>
+                <w:rFonts w:ascii="Arial" w:cs="Arial" w:eastAsia="Arial" w:hAnsi="Arial"/>
+                <w:b w:val="false"/>
+                <w:bCs w:val="false"/>
+                <w:color w:val="000000"/>
+                <w:sz w:val="18"/>
+                <w:szCs w:val="18"/>
+              </w:rPr>
+              <w:t xml:space="preserve">15</w:t>
+            </w:r>
+          </w:p>
+        </w:tc>
+        <w:tc>
+          <w:tcPr>
+            <w:tcW w:type="dxa" w:w="6460"/>
+            <w:tcBorders>
+              <w:top w:val="single" w:color="CCCCCC" w:sz="1"/>
+              <w:left w:val="single" w:color="CCCCCC" w:sz="1"/>
+              <w:bottom w:val="single" w:color="CCCCCC" w:sz="1"/>
+              <w:right w:val="single" w:color="CCCCCC" w:sz="1"/>
+            </w:tcBorders>
+            <w:shd w:fill="FFFFFF" w:val="clear"/>
+            <w:tcMar>
+              <w:top w:type="dxa" w:w="80"/>
+              <w:left w:type="dxa" w:w="120"/>
+              <w:bottom w:type="dxa" w:w="80"/>
+              <w:right w:type="dxa" w:w="120"/>
+            </w:tcMar>
+          </w:tcPr>
+          <w:p>
+            <w:r>
+              <w:rPr>
+                <w:rFonts w:ascii="Arial" w:cs="Arial" w:eastAsia="Arial" w:hAnsi="Arial"/>
+                <w:b w:val="false"/>
+                <w:bCs w:val="false"/>
+                <w:color w:val="000000"/>
+                <w:sz w:val="18"/>
+                <w:szCs w:val="18"/>
+              </w:rPr>
+              <w:t xml:space="preserve">The XMP pdf:PDFVersion disagrees with the version in effect, or a later incremental update added, changed or removed it, or lowered the Catalog /Version: the trace a metadata tool such as ExifTool leaves. A Catalog /Version raised by an update is not counted.</w:t>
             </w:r>
           </w:p>
         </w:tc>
@@ -10886,7 +11076,7 @@
         <w:sz w:val="16"/>
         <w:szCs w:val="16"/>
       </w:rPr>
-      <w:t xml:space="preserve">PDF Forensics Suite v1.0.2 — Risk Scoring — Technical Reference  </w:t>
+      <w:t xml:space="preserve">PDF Forensics Suite v1.0.3 — Risk Scoring — Technical Reference  </w:t>
     </w:r>
     <w:r>
       <w:rPr>
@@ -10974,7 +11164,7 @@
         <w:sz w:val="16"/>
         <w:szCs w:val="16"/>
       </w:rPr>
-      <w:t xml:space="preserve">PDF Forensics Suite v1.0.2 — Risk Scoring — Technical Reference</w:t>
+      <w:t xml:space="preserve">PDF Forensics Suite v1.0.3 — Risk Scoring — Technical Reference</w:t>
     </w:r>
   </w:p>
 </w:hdr>

--- a/Application/Documentation/01a_Risk_Scoring_Technical.docx
+++ b/Application/Documentation/01a_Risk_Scoring_Technical.docx
@@ -62,7 +62,7 @@
           <w:sz w:val="52"/>
           <w:szCs w:val="52"/>
         </w:rPr>
-        <w:t xml:space="preserve">PDF FORENSICS SUITE v1.0.3</w:t>
+        <w:t xml:space="preserve">PDF FORENSICS SUITE v1.1.0</w:t>
       </w:r>
     </w:p>
     <w:p>
@@ -111,7 +111,7 @@
           <w:sz w:val="22"/>
           <w:szCs w:val="22"/>
         </w:rPr>
-        <w:t xml:space="preserve">Document Date: October 22, 2026 · Applies to PDF Forensics Suite v1.0.3, build 2026-10-22b</w:t>
+        <w:t xml:space="preserve">Document Date: October 22, 2026 · Applies to PDF Forensics Suite v1.1.0, build 2026-10-22c</w:t>
       </w:r>
     </w:p>
     <w:p>
@@ -168,7 +168,7 @@
           <w:sz w:val="22"/>
           <w:szCs w:val="22"/>
         </w:rPr>
-        <w:t xml:space="preserve">This document is the authoritative technical specification of the risk scoring methodology implemented in PDF Forensics Suite v1.0.3. It is written for forensic examiners who need to understand, independently verify, and — where required — testify about the automated risk scores assigned to image placements within analyzed PDF documents.</w:t>
+        <w:t xml:space="preserve">This document is the authoritative technical specification of the risk scoring methodology implemented in PDF Forensics Suite v1.1.0. It is written for forensic examiners who need to understand, independently verify, and — where required — testify about the automated risk scores assigned to image placements within analyzed PDF documents.</w:t>
       </w:r>
     </w:p>
     <w:p>
@@ -5753,6 +5753,101 @@
                 <w:sz w:val="18"/>
                 <w:szCs w:val="18"/>
               </w:rPr>
+              <w:t xml:space="preserve">TIMELINE_INCONSISTENT</w:t>
+            </w:r>
+          </w:p>
+        </w:tc>
+        <w:tc>
+          <w:tcPr>
+            <w:tcW w:type="dxa" w:w="700"/>
+            <w:tcBorders>
+              <w:top w:val="single" w:color="CCCCCC" w:sz="1"/>
+              <w:left w:val="single" w:color="CCCCCC" w:sz="1"/>
+              <w:bottom w:val="single" w:color="CCCCCC" w:sz="1"/>
+              <w:right w:val="single" w:color="CCCCCC" w:sz="1"/>
+            </w:tcBorders>
+            <w:shd w:fill="FFFFFF" w:val="clear"/>
+            <w:tcMar>
+              <w:top w:type="dxa" w:w="80"/>
+              <w:left w:type="dxa" w:w="120"/>
+              <w:bottom w:type="dxa" w:w="80"/>
+              <w:right w:type="dxa" w:w="120"/>
+            </w:tcMar>
+          </w:tcPr>
+          <w:p>
+            <w:r>
+              <w:rPr>
+                <w:rFonts w:ascii="Arial" w:cs="Arial" w:eastAsia="Arial" w:hAnsi="Arial"/>
+                <w:b w:val="false"/>
+                <w:bCs w:val="false"/>
+                <w:color w:val="000000"/>
+                <w:sz w:val="18"/>
+                <w:szCs w:val="18"/>
+              </w:rPr>
+              <w:t xml:space="preserve">20</w:t>
+            </w:r>
+          </w:p>
+        </w:tc>
+        <w:tc>
+          <w:tcPr>
+            <w:tcW w:type="dxa" w:w="6460"/>
+            <w:tcBorders>
+              <w:top w:val="single" w:color="CCCCCC" w:sz="1"/>
+              <w:left w:val="single" w:color="CCCCCC" w:sz="1"/>
+              <w:bottom w:val="single" w:color="CCCCCC" w:sz="1"/>
+              <w:right w:val="single" w:color="CCCCCC" w:sz="1"/>
+            </w:tcBorders>
+            <w:shd w:fill="FFFFFF" w:val="clear"/>
+            <w:tcMar>
+              <w:top w:type="dxa" w:w="80"/>
+              <w:left w:type="dxa" w:w="120"/>
+              <w:bottom w:type="dxa" w:w="80"/>
+              <w:right w:type="dxa" w:w="120"/>
+            </w:tcMar>
+          </w:tcPr>
+          <w:p>
+            <w:r>
+              <w:rPr>
+                <w:rFonts w:ascii="Arial" w:cs="Arial" w:eastAsia="Arial" w:hAnsi="Arial"/>
+                <w:b w:val="false"/>
+                <w:bCs w:val="false"/>
+                <w:color w:val="000000"/>
+                <w:sz w:val="18"/>
+                <w:szCs w:val="18"/>
+              </w:rPr>
+              <w:t xml:space="preserve">Timestamps in the document and its revisions are out of chronological order (see the Timeline Analysis report and the Technical Reference Guide, section 4.5). One finding per document however many issues. An Info ModDate before the Info CreationDate in the current revision alone does not produce it, being already scored as METADATA_DATE_ANOMALY.</w:t>
+            </w:r>
+          </w:p>
+        </w:tc>
+      </w:tr>
+      <w:tr>
+        <w:tc>
+          <w:tcPr>
+            <w:tcW w:type="dxa" w:w="2200"/>
+            <w:tcBorders>
+              <w:top w:val="single" w:color="CCCCCC" w:sz="1"/>
+              <w:left w:val="single" w:color="CCCCCC" w:sz="1"/>
+              <w:bottom w:val="single" w:color="CCCCCC" w:sz="1"/>
+              <w:right w:val="single" w:color="CCCCCC" w:sz="1"/>
+            </w:tcBorders>
+            <w:shd w:fill="FFFFFF" w:val="clear"/>
+            <w:tcMar>
+              <w:top w:type="dxa" w:w="80"/>
+              <w:left w:type="dxa" w:w="120"/>
+              <w:bottom w:type="dxa" w:w="80"/>
+              <w:right w:type="dxa" w:w="120"/>
+            </w:tcMar>
+          </w:tcPr>
+          <w:p>
+            <w:r>
+              <w:rPr>
+                <w:rFonts w:ascii="Arial" w:cs="Arial" w:eastAsia="Arial" w:hAnsi="Arial"/>
+                <w:b w:val="false"/>
+                <w:bCs w:val="false"/>
+                <w:color w:val="000000"/>
+                <w:sz w:val="18"/>
+                <w:szCs w:val="18"/>
+              </w:rPr>
               <w:t xml:space="preserve">VERSION_MISMATCH</w:t>
             </w:r>
           </w:p>
@@ -7308,6 +7403,243 @@
           <w:szCs w:val="22"/>
         </w:rPr>
         <w:t xml:space="preserve">The migration is additive and runs automatically when an older database is opened; existing rows are unchanged.</w:t>
+      </w:r>
+    </w:p>
+    <w:p>
+      <w:pPr>
+        <w:pStyle w:val="Heading2"/>
+      </w:pPr>
+      <w:r>
+        <w:rPr>
+          <w:rFonts w:ascii="Arial" w:cs="Arial" w:eastAsia="Arial" w:hAnsi="Arial"/>
+        </w:rPr>
+        <w:t xml:space="preserve">5.5  Timeline Events (schema revision 10)</w:t>
+      </w:r>
+    </w:p>
+    <w:p>
+      <w:pPr>
+        <w:spacing w:after="80" w:before="80"/>
+      </w:pPr>
+      <w:r>
+        <w:rPr>
+          <w:rFonts w:ascii="Arial" w:cs="Arial" w:eastAsia="Arial" w:hAnsi="Arial"/>
+          <w:color w:val="000000"/>
+          <w:sz w:val="22"/>
+          <w:szCs w:val="22"/>
+        </w:rPr>
+        <w:t xml:space="preserve">Every timestamp in a submitted document, in every revision, is recorded in the timeline_events table: one row per distinct value, with the span of revisions in which it appears, its raw value, whether it carried a timezone, its UTC value, and whether it was flagged. The Timeline Analysis report reads this table. A TIMELINE_INCONSISTENT finding is stored with the other findings when any row is flagged; the table itself does not affect any score. Prior versions analysed in their own right have no rows of their own: they are part of their submitted file's timeline.</w:t>
+      </w:r>
+    </w:p>
+    <w:p>
+      <w:pPr>
+        <w:pBdr>
+          <w:left w:val="single" w:color="ED1C24" w:sz="6" w:space="4"/>
+        </w:pBdr>
+        <w:shd w:fill="F0F0F0" w:val="clear"/>
+        <w:spacing w:after="0" w:before="0"/>
+      </w:pPr>
+      <w:r>
+        <w:rPr>
+          <w:rFonts w:ascii="Courier New" w:cs="Courier New" w:eastAsia="Courier New" w:hAnsi="Courier New"/>
+          <w:color w:val="333333"/>
+          <w:sz w:val="18"/>
+          <w:szCs w:val="18"/>
+        </w:rPr>
+        <w:t xml:space="preserve">CREATE TABLE timeline_events (</w:t>
+      </w:r>
+    </w:p>
+    <w:p>
+      <w:pPr>
+        <w:pBdr>
+          <w:left w:val="single" w:color="ED1C24" w:sz="6" w:space="4"/>
+        </w:pBdr>
+        <w:shd w:fill="F0F0F0" w:val="clear"/>
+        <w:spacing w:after="0" w:before="0"/>
+      </w:pPr>
+      <w:r>
+        <w:rPr>
+          <w:rFonts w:ascii="Courier New" w:cs="Courier New" w:eastAsia="Courier New" w:hAnsi="Courier New"/>
+          <w:color w:val="333333"/>
+          <w:sz w:val="18"/>
+          <w:szCs w:val="18"/>
+        </w:rPr>
+        <w:t xml:space="preserve">  id INTEGER PRIMARY KEY, analysis_id INTEGER NOT NULL,</w:t>
+      </w:r>
+    </w:p>
+    <w:p>
+      <w:pPr>
+        <w:pBdr>
+          <w:left w:val="single" w:color="ED1C24" w:sz="6" w:space="4"/>
+        </w:pBdr>
+        <w:shd w:fill="F0F0F0" w:val="clear"/>
+        <w:spacing w:after="0" w:before="0"/>
+      </w:pPr>
+      <w:r>
+        <w:rPr>
+          <w:rFonts w:ascii="Courier New" w:cs="Courier New" w:eastAsia="Courier New" w:hAnsi="Courier New"/>
+          <w:color w:val="333333"/>
+          <w:sz w:val="18"/>
+          <w:szCs w:val="18"/>
+        </w:rPr>
+        <w:t xml:space="preserve">  seq INTEGER NOT NULL,  -- chronological order (unparseable last)</w:t>
+      </w:r>
+    </w:p>
+    <w:p>
+      <w:pPr>
+        <w:pBdr>
+          <w:left w:val="single" w:color="ED1C24" w:sz="6" w:space="4"/>
+        </w:pBdr>
+        <w:shd w:fill="F0F0F0" w:val="clear"/>
+        <w:spacing w:after="0" w:before="0"/>
+      </w:pPr>
+      <w:r>
+        <w:rPr>
+          <w:rFonts w:ascii="Courier New" w:cs="Courier New" w:eastAsia="Courier New" w:hAnsi="Courier New"/>
+          <w:color w:val="333333"/>
+          <w:sz w:val="18"/>
+          <w:szCs w:val="18"/>
+        </w:rPr>
+        <w:t xml:space="preserve">  revisions TEXT,        -- e.g. "revision 2 to current"</w:t>
+      </w:r>
+    </w:p>
+    <w:p>
+      <w:pPr>
+        <w:pBdr>
+          <w:left w:val="single" w:color="ED1C24" w:sz="6" w:space="4"/>
+        </w:pBdr>
+        <w:shd w:fill="F0F0F0" w:val="clear"/>
+        <w:spacing w:after="0" w:before="0"/>
+      </w:pPr>
+      <w:r>
+        <w:rPr>
+          <w:rFonts w:ascii="Courier New" w:cs="Courier New" w:eastAsia="Courier New" w:hAnsi="Courier New"/>
+          <w:color w:val="333333"/>
+          <w:sz w:val="18"/>
+          <w:szCs w:val="18"/>
+        </w:rPr>
+        <w:t xml:space="preserve">  category TEXT,         -- document, history, annotation, signature,</w:t>
+      </w:r>
+    </w:p>
+    <w:p>
+      <w:pPr>
+        <w:pBdr>
+          <w:left w:val="single" w:color="ED1C24" w:sz="6" w:space="4"/>
+        </w:pBdr>
+        <w:shd w:fill="F0F0F0" w:val="clear"/>
+        <w:spacing w:after="0" w:before="0"/>
+      </w:pPr>
+      <w:r>
+        <w:rPr>
+          <w:rFonts w:ascii="Courier New" w:cs="Courier New" w:eastAsia="Courier New" w:hAnsi="Courier New"/>
+          <w:color w:val="333333"/>
+          <w:sz w:val="18"/>
+          <w:szCs w:val="18"/>
+        </w:rPr>
+        <w:t xml:space="preserve">                         -- embedded file, photo EXIF</w:t>
+      </w:r>
+    </w:p>
+    <w:p>
+      <w:pPr>
+        <w:pBdr>
+          <w:left w:val="single" w:color="ED1C24" w:sz="6" w:space="4"/>
+        </w:pBdr>
+        <w:shd w:fill="F0F0F0" w:val="clear"/>
+        <w:spacing w:after="0" w:before="0"/>
+      </w:pPr>
+      <w:r>
+        <w:rPr>
+          <w:rFonts w:ascii="Courier New" w:cs="Courier New" w:eastAsia="Courier New" w:hAnsi="Courier New"/>
+          <w:color w:val="333333"/>
+          <w:sz w:val="18"/>
+          <w:szCs w:val="18"/>
+        </w:rPr>
+        <w:t xml:space="preserve">  source TEXT, field TEXT, obj_ref TEXT, raw_value TEXT,</w:t>
+      </w:r>
+    </w:p>
+    <w:p>
+      <w:pPr>
+        <w:pBdr>
+          <w:left w:val="single" w:color="ED1C24" w:sz="6" w:space="4"/>
+        </w:pBdr>
+        <w:shd w:fill="F0F0F0" w:val="clear"/>
+        <w:spacing w:after="0" w:before="0"/>
+      </w:pPr>
+      <w:r>
+        <w:rPr>
+          <w:rFonts w:ascii="Courier New" w:cs="Courier New" w:eastAsia="Courier New" w:hAnsi="Courier New"/>
+          <w:color w:val="333333"/>
+          <w:sz w:val="18"/>
+          <w:szCs w:val="18"/>
+        </w:rPr>
+        <w:t xml:space="preserve">  timezone TEXT,         -- explicit / none (assumed UTC) / unparseable</w:t>
+      </w:r>
+    </w:p>
+    <w:p>
+      <w:pPr>
+        <w:pBdr>
+          <w:left w:val="single" w:color="ED1C24" w:sz="6" w:space="4"/>
+        </w:pBdr>
+        <w:shd w:fill="F0F0F0" w:val="clear"/>
+        <w:spacing w:after="0" w:before="0"/>
+      </w:pPr>
+      <w:r>
+        <w:rPr>
+          <w:rFonts w:ascii="Courier New" w:cs="Courier New" w:eastAsia="Courier New" w:hAnsi="Courier New"/>
+          <w:color w:val="333333"/>
+          <w:sz w:val="18"/>
+          <w:szCs w:val="18"/>
+        </w:rPr>
+        <w:t xml:space="preserve">  utc TEXT,              -- YYYY-MM-DD HH:MM:SS, UTC</w:t>
+      </w:r>
+    </w:p>
+    <w:p>
+      <w:pPr>
+        <w:pBdr>
+          <w:left w:val="single" w:color="ED1C24" w:sz="6" w:space="4"/>
+        </w:pBdr>
+        <w:shd w:fill="F0F0F0" w:val="clear"/>
+        <w:spacing w:after="0" w:before="0"/>
+      </w:pPr>
+      <w:r>
+        <w:rPr>
+          <w:rFonts w:ascii="Courier New" w:cs="Courier New" w:eastAsia="Courier New" w:hAnsi="Courier New"/>
+          <w:color w:val="333333"/>
+          <w:sz w:val="18"/>
+          <w:szCs w:val="18"/>
+        </w:rPr>
+        <w:t xml:space="preserve">  status TEXT,           -- OK / FLAGGED / UNPARSEABLE</w:t>
+      </w:r>
+    </w:p>
+    <w:p>
+      <w:pPr>
+        <w:pBdr>
+          <w:left w:val="single" w:color="ED1C24" w:sz="6" w:space="4"/>
+        </w:pBdr>
+        <w:shd w:fill="F0F0F0" w:val="clear"/>
+        <w:spacing w:after="0" w:before="0"/>
+      </w:pPr>
+      <w:r>
+        <w:rPr>
+          <w:rFonts w:ascii="Courier New" w:cs="Courier New" w:eastAsia="Courier New" w:hAnsi="Courier New"/>
+          <w:color w:val="333333"/>
+          <w:sz w:val="18"/>
+          <w:szCs w:val="18"/>
+        </w:rPr>
+        <w:t xml:space="preserve">  issue TEXT);</w:t>
+      </w:r>
+    </w:p>
+    <w:p>
+      <w:pPr>
+        <w:spacing w:after="80" w:before="80"/>
+      </w:pPr>
+      <w:r>
+        <w:rPr>
+          <w:rFonts w:ascii="Arial" w:cs="Arial" w:eastAsia="Arial" w:hAnsi="Arial"/>
+          <w:color w:val="000000"/>
+          <w:sz w:val="22"/>
+          <w:szCs w:val="22"/>
+        </w:rPr>
+        <w:t xml:space="preserve">The migration is additive and runs automatically when an older database is opened; documents analysed before version 1.1.0 have no timeline rows until re-analysed.</w:t>
       </w:r>
     </w:p>
     <w:p>
@@ -11076,7 +11408,7 @@
         <w:sz w:val="16"/>
         <w:szCs w:val="16"/>
       </w:rPr>
-      <w:t xml:space="preserve">PDF Forensics Suite v1.0.3 — Risk Scoring — Technical Reference  </w:t>
+      <w:t xml:space="preserve">PDF Forensics Suite v1.1.0 — Risk Scoring — Technical Reference  </w:t>
     </w:r>
     <w:r>
       <w:rPr>
@@ -11164,7 +11496,7 @@
         <w:sz w:val="16"/>
         <w:szCs w:val="16"/>
       </w:rPr>
-      <w:t xml:space="preserve">PDF Forensics Suite v1.0.3 — Risk Scoring — Technical Reference</w:t>
+      <w:t xml:space="preserve">PDF Forensics Suite v1.1.0 — Risk Scoring — Technical Reference</w:t>
     </w:r>
   </w:p>
 </w:hdr>

--- a/Application/Documentation/01a_Risk_Scoring_Technical.docx
+++ b/Application/Documentation/01a_Risk_Scoring_Technical.docx
@@ -62,7 +62,7 @@
           <w:sz w:val="52"/>
           <w:szCs w:val="52"/>
         </w:rPr>
-        <w:t xml:space="preserve">PDF FORENSICS SUITE v1.1.0</w:t>
+        <w:t xml:space="preserve">PDF FORENSICS SUITE v1.1.1</w:t>
       </w:r>
     </w:p>
     <w:p>
@@ -111,7 +111,7 @@
           <w:sz w:val="22"/>
           <w:szCs w:val="22"/>
         </w:rPr>
-        <w:t xml:space="preserve">Document Date: October 22, 2026 · Applies to PDF Forensics Suite v1.1.0, build 2026-10-22c</w:t>
+        <w:t xml:space="preserve">Document Date: October 22, 2026 · Applies to PDF Forensics Suite v1.1.1, build 2026-10-22d</w:t>
       </w:r>
     </w:p>
     <w:p>
@@ -168,7 +168,7 @@
           <w:sz w:val="22"/>
           <w:szCs w:val="22"/>
         </w:rPr>
-        <w:t xml:space="preserve">This document is the authoritative technical specification of the risk scoring methodology implemented in PDF Forensics Suite v1.1.0. It is written for forensic examiners who need to understand, independently verify, and — where required — testify about the automated risk scores assigned to image placements within analyzed PDF documents.</w:t>
+        <w:t xml:space="preserve">This document is the authoritative technical specification of the risk scoring methodology implemented in PDF Forensics Suite v1.1.1. It is written for forensic examiners who need to understand, independently verify, and — where required — testify about the automated risk scores assigned to image placements within analyzed PDF documents.</w:t>
       </w:r>
     </w:p>
     <w:p>
@@ -7427,7 +7427,7 @@
           <w:sz w:val="22"/>
           <w:szCs w:val="22"/>
         </w:rPr>
-        <w:t xml:space="preserve">Every timestamp in a submitted document, in every revision, is recorded in the timeline_events table: one row per distinct value, with the span of revisions in which it appears, its raw value, whether it carried a timezone, its UTC value, and whether it was flagged. The Timeline Analysis report reads this table. A TIMELINE_INCONSISTENT finding is stored with the other findings when any row is flagged; the table itself does not affect any score. Prior versions analysed in their own right have no rows of their own: they are part of their submitted file's timeline.</w:t>
+        <w:t xml:space="preserve">Every timestamp in a submitted document, in every revision, is recorded in the timeline_events table: one row per timestamp per revision (values unchanged from the revision before are repeated), with its revision, raw value, whether it carried a timezone, its UTC value, and whether it was flagged. A coverage row (status META, seq 0) records the revisions examined and any %%EOF markers that are not revisions. The Timeline Analysis report and spreadsheet read this table. A TIMELINE_INCONSISTENT finding is stored with the other findings when any row is flagged; the table itself does not affect any score. Prior versions analysed in their own right have no rows of their own: they are part of their submitted file's timeline.</w:t>
       </w:r>
     </w:p>
     <w:p>
@@ -11408,7 +11408,7 @@
         <w:sz w:val="16"/>
         <w:szCs w:val="16"/>
       </w:rPr>
-      <w:t xml:space="preserve">PDF Forensics Suite v1.1.0 — Risk Scoring — Technical Reference  </w:t>
+      <w:t xml:space="preserve">PDF Forensics Suite v1.1.1 — Risk Scoring — Technical Reference  </w:t>
     </w:r>
     <w:r>
       <w:rPr>
@@ -11496,7 +11496,7 @@
         <w:sz w:val="16"/>
         <w:szCs w:val="16"/>
       </w:rPr>
-      <w:t xml:space="preserve">PDF Forensics Suite v1.1.0 — Risk Scoring — Technical Reference</w:t>
+      <w:t xml:space="preserve">PDF Forensics Suite v1.1.1 — Risk Scoring — Technical Reference</w:t>
     </w:r>
   </w:p>
 </w:hdr>

--- a/Application/Documentation/01a_Risk_Scoring_Technical.docx
+++ b/Application/Documentation/01a_Risk_Scoring_Technical.docx
@@ -62,7 +62,7 @@
           <w:sz w:val="52"/>
           <w:szCs w:val="52"/>
         </w:rPr>
-        <w:t xml:space="preserve">PDF FORENSICS SUITE v1.1.1</w:t>
+        <w:t xml:space="preserve">PDF FORENSICS SUITE v1.1.2</w:t>
       </w:r>
     </w:p>
     <w:p>
@@ -111,7 +111,7 @@
           <w:sz w:val="22"/>
           <w:szCs w:val="22"/>
         </w:rPr>
-        <w:t xml:space="preserve">Document Date: October 22, 2026 · Applies to PDF Forensics Suite v1.1.1, build 2026-10-22d</w:t>
+        <w:t xml:space="preserve">Document Date: October 22, 2026 · Applies to PDF Forensics Suite v1.1.2, build 2026-10-22e</w:t>
       </w:r>
     </w:p>
     <w:p>
@@ -168,7 +168,7 @@
           <w:sz w:val="22"/>
           <w:szCs w:val="22"/>
         </w:rPr>
-        <w:t xml:space="preserve">This document is the authoritative technical specification of the risk scoring methodology implemented in PDF Forensics Suite v1.1.1. It is written for forensic examiners who need to understand, independently verify, and — where required — testify about the automated risk scores assigned to image placements within analyzed PDF documents.</w:t>
+        <w:t xml:space="preserve">This document is the authoritative technical specification of the risk scoring methodology implemented in PDF Forensics Suite v1.1.2. It is written for forensic examiners who need to understand, independently verify, and — where required — testify about the automated risk scores assigned to image placements within analyzed PDF documents.</w:t>
       </w:r>
     </w:p>
     <w:p>
@@ -5340,7 +5340,7 @@
                 <w:sz w:val="18"/>
                 <w:szCs w:val="18"/>
               </w:rPr>
-              <w:t xml:space="preserve">Info dictionary and XMP stream disagree on Producer, CreationDate, or ModDate (one finding per field; dates are compared as instants, so equivalent times in different timezones do not mismatch).</w:t>
+              <w:t xml:space="preserve">Info dictionary and XMP stream disagree on Producer, Creator (xmp:CreatorTool), Author (dc:creator), Title, Subject, Keywords, CreationDate or ModDate (one finding per field; dates are compared as instants, so equivalent times in different timezones do not mismatch).</w:t>
             </w:r>
           </w:p>
         </w:tc>
@@ -5816,6 +5816,196 @@
                 <w:szCs w:val="18"/>
               </w:rPr>
               <w:t xml:space="preserve">Timestamps in the document and its revisions are out of chronological order (see the Timeline Analysis report and the Technical Reference Guide, section 4.5). One finding per document however many issues. An Info ModDate before the Info CreationDate in the current revision alone does not produce it, being already scored as METADATA_DATE_ANOMALY.</w:t>
+            </w:r>
+          </w:p>
+        </w:tc>
+      </w:tr>
+      <w:tr>
+        <w:tc>
+          <w:tcPr>
+            <w:tcW w:type="dxa" w:w="2200"/>
+            <w:tcBorders>
+              <w:top w:val="single" w:color="CCCCCC" w:sz="1"/>
+              <w:left w:val="single" w:color="CCCCCC" w:sz="1"/>
+              <w:bottom w:val="single" w:color="CCCCCC" w:sz="1"/>
+              <w:right w:val="single" w:color="CCCCCC" w:sz="1"/>
+            </w:tcBorders>
+            <w:shd w:fill="FFFFFF" w:val="clear"/>
+            <w:tcMar>
+              <w:top w:type="dxa" w:w="80"/>
+              <w:left w:type="dxa" w:w="120"/>
+              <w:bottom w:type="dxa" w:w="80"/>
+              <w:right w:type="dxa" w:w="120"/>
+            </w:tcMar>
+          </w:tcPr>
+          <w:p>
+            <w:r>
+              <w:rPr>
+                <w:rFonts w:ascii="Arial" w:cs="Arial" w:eastAsia="Arial" w:hAnsi="Arial"/>
+                <w:b w:val="false"/>
+                <w:bCs w:val="false"/>
+                <w:color w:val="000000"/>
+                <w:sz w:val="18"/>
+                <w:szCs w:val="18"/>
+              </w:rPr>
+              <w:t xml:space="preserve">METADATA_REVISED</w:t>
+            </w:r>
+          </w:p>
+        </w:tc>
+        <w:tc>
+          <w:tcPr>
+            <w:tcW w:type="dxa" w:w="700"/>
+            <w:tcBorders>
+              <w:top w:val="single" w:color="CCCCCC" w:sz="1"/>
+              <w:left w:val="single" w:color="CCCCCC" w:sz="1"/>
+              <w:bottom w:val="single" w:color="CCCCCC" w:sz="1"/>
+              <w:right w:val="single" w:color="CCCCCC" w:sz="1"/>
+            </w:tcBorders>
+            <w:shd w:fill="FFFFFF" w:val="clear"/>
+            <w:tcMar>
+              <w:top w:type="dxa" w:w="80"/>
+              <w:left w:type="dxa" w:w="120"/>
+              <w:bottom w:type="dxa" w:w="80"/>
+              <w:right w:type="dxa" w:w="120"/>
+            </w:tcMar>
+          </w:tcPr>
+          <w:p>
+            <w:r>
+              <w:rPr>
+                <w:rFonts w:ascii="Arial" w:cs="Arial" w:eastAsia="Arial" w:hAnsi="Arial"/>
+                <w:b w:val="false"/>
+                <w:bCs w:val="false"/>
+                <w:color w:val="000000"/>
+                <w:sz w:val="18"/>
+                <w:szCs w:val="18"/>
+              </w:rPr>
+              <w:t xml:space="preserve">15</w:t>
+            </w:r>
+          </w:p>
+        </w:tc>
+        <w:tc>
+          <w:tcPr>
+            <w:tcW w:type="dxa" w:w="6460"/>
+            <w:tcBorders>
+              <w:top w:val="single" w:color="CCCCCC" w:sz="1"/>
+              <w:left w:val="single" w:color="CCCCCC" w:sz="1"/>
+              <w:bottom w:val="single" w:color="CCCCCC" w:sz="1"/>
+              <w:right w:val="single" w:color="CCCCCC" w:sz="1"/>
+            </w:tcBorders>
+            <w:shd w:fill="FFFFFF" w:val="clear"/>
+            <w:tcMar>
+              <w:top w:type="dxa" w:w="80"/>
+              <w:left w:type="dxa" w:w="120"/>
+              <w:bottom w:type="dxa" w:w="80"/>
+              <w:right w:type="dxa" w:w="120"/>
+            </w:tcMar>
+          </w:tcPr>
+          <w:p>
+            <w:r>
+              <w:rPr>
+                <w:rFonts w:ascii="Arial" w:cs="Arial" w:eastAsia="Arial" w:hAnsi="Arial"/>
+                <w:b w:val="false"/>
+                <w:bCs w:val="false"/>
+                <w:color w:val="000000"/>
+                <w:sz w:val="18"/>
+                <w:szCs w:val="18"/>
+              </w:rPr>
+              <w:t xml:space="preserve">Document text metadata (Info dictionary or XMP) added, changed or removed by a later incremental update. The detail lists each field with both values and calls out a silent edit (metadata changed while every modification date stayed the same).</w:t>
+            </w:r>
+          </w:p>
+        </w:tc>
+      </w:tr>
+      <w:tr>
+        <w:tc>
+          <w:tcPr>
+            <w:tcW w:type="dxa" w:w="2200"/>
+            <w:tcBorders>
+              <w:top w:val="single" w:color="CCCCCC" w:sz="1"/>
+              <w:left w:val="single" w:color="CCCCCC" w:sz="1"/>
+              <w:bottom w:val="single" w:color="CCCCCC" w:sz="1"/>
+              <w:right w:val="single" w:color="CCCCCC" w:sz="1"/>
+            </w:tcBorders>
+            <w:shd w:fill="FFFFFF" w:val="clear"/>
+            <w:tcMar>
+              <w:top w:type="dxa" w:w="80"/>
+              <w:left w:type="dxa" w:w="120"/>
+              <w:bottom w:type="dxa" w:w="80"/>
+              <w:right w:type="dxa" w:w="120"/>
+            </w:tcMar>
+          </w:tcPr>
+          <w:p>
+            <w:r>
+              <w:rPr>
+                <w:rFonts w:ascii="Arial" w:cs="Arial" w:eastAsia="Arial" w:hAnsi="Arial"/>
+                <w:b w:val="false"/>
+                <w:bCs w:val="false"/>
+                <w:color w:val="000000"/>
+                <w:sz w:val="18"/>
+                <w:szCs w:val="18"/>
+              </w:rPr>
+              <w:t xml:space="preserve">EXIFTOOL_EDIT</w:t>
+            </w:r>
+          </w:p>
+        </w:tc>
+        <w:tc>
+          <w:tcPr>
+            <w:tcW w:type="dxa" w:w="700"/>
+            <w:tcBorders>
+              <w:top w:val="single" w:color="CCCCCC" w:sz="1"/>
+              <w:left w:val="single" w:color="CCCCCC" w:sz="1"/>
+              <w:bottom w:val="single" w:color="CCCCCC" w:sz="1"/>
+              <w:right w:val="single" w:color="CCCCCC" w:sz="1"/>
+            </w:tcBorders>
+            <w:shd w:fill="FFFFFF" w:val="clear"/>
+            <w:tcMar>
+              <w:top w:type="dxa" w:w="80"/>
+              <w:left w:type="dxa" w:w="120"/>
+              <w:bottom w:type="dxa" w:w="80"/>
+              <w:right w:type="dxa" w:w="120"/>
+            </w:tcMar>
+          </w:tcPr>
+          <w:p>
+            <w:r>
+              <w:rPr>
+                <w:rFonts w:ascii="Arial" w:cs="Arial" w:eastAsia="Arial" w:hAnsi="Arial"/>
+                <w:b w:val="false"/>
+                <w:bCs w:val="false"/>
+                <w:color w:val="000000"/>
+                <w:sz w:val="18"/>
+                <w:szCs w:val="18"/>
+              </w:rPr>
+              <w:t xml:space="preserve">15</w:t>
+            </w:r>
+          </w:p>
+        </w:tc>
+        <w:tc>
+          <w:tcPr>
+            <w:tcW w:type="dxa" w:w="6460"/>
+            <w:tcBorders>
+              <w:top w:val="single" w:color="CCCCCC" w:sz="1"/>
+              <w:left w:val="single" w:color="CCCCCC" w:sz="1"/>
+              <w:bottom w:val="single" w:color="CCCCCC" w:sz="1"/>
+              <w:right w:val="single" w:color="CCCCCC" w:sz="1"/>
+            </w:tcBorders>
+            <w:shd w:fill="FFFFFF" w:val="clear"/>
+            <w:tcMar>
+              <w:top w:type="dxa" w:w="80"/>
+              <w:left w:type="dxa" w:w="120"/>
+              <w:bottom w:type="dxa" w:w="80"/>
+              <w:right w:type="dxa" w:w="120"/>
+            </w:tcMar>
+          </w:tcPr>
+          <w:p>
+            <w:r>
+              <w:rPr>
+                <w:rFonts w:ascii="Arial" w:cs="Arial" w:eastAsia="Arial" w:hAnsi="Arial"/>
+                <w:b w:val="false"/>
+                <w:bCs w:val="false"/>
+                <w:color w:val="000000"/>
+                <w:sz w:val="18"/>
+                <w:szCs w:val="18"/>
+              </w:rPr>
+              <w:t xml:space="preserve">The file ends an update with ExifTool's %EndExifToolUpdate marker, a definitive trace of an ExifTool edit; the marker's number is the original file length (the matching prior version).</w:t>
             </w:r>
           </w:p>
         </w:tc>
@@ -11408,7 +11598,7 @@
         <w:sz w:val="16"/>
         <w:szCs w:val="16"/>
       </w:rPr>
-      <w:t xml:space="preserve">PDF Forensics Suite v1.1.1 — Risk Scoring — Technical Reference  </w:t>
+      <w:t xml:space="preserve">PDF Forensics Suite v1.1.2 — Risk Scoring — Technical Reference  </w:t>
     </w:r>
     <w:r>
       <w:rPr>
@@ -11496,7 +11686,7 @@
         <w:sz w:val="16"/>
         <w:szCs w:val="16"/>
       </w:rPr>
-      <w:t xml:space="preserve">PDF Forensics Suite v1.1.1 — Risk Scoring — Technical Reference</w:t>
+      <w:t xml:space="preserve">PDF Forensics Suite v1.1.2 — Risk Scoring — Technical Reference</w:t>
     </w:r>
   </w:p>
 </w:hdr>

--- a/Application/Documentation/01a_Risk_Scoring_Technical.docx
+++ b/Application/Documentation/01a_Risk_Scoring_Technical.docx
@@ -62,7 +62,7 @@
           <w:sz w:val="52"/>
           <w:szCs w:val="52"/>
         </w:rPr>
-        <w:t xml:space="preserve">PDF FORENSICS SUITE v1.1.2</w:t>
+        <w:t xml:space="preserve">PDF FORENSICS SUITE v1.1.3</w:t>
       </w:r>
     </w:p>
     <w:p>
@@ -111,7 +111,7 @@
           <w:sz w:val="22"/>
           <w:szCs w:val="22"/>
         </w:rPr>
-        <w:t xml:space="preserve">Document Date: October 22, 2026 · Applies to PDF Forensics Suite v1.1.2, build 2026-10-22e</w:t>
+        <w:t xml:space="preserve">Document Date: October 22, 2026 · Applies to PDF Forensics Suite v1.1.3, build 2026-10-22f</w:t>
       </w:r>
     </w:p>
     <w:p>
@@ -168,7 +168,7 @@
           <w:sz w:val="22"/>
           <w:szCs w:val="22"/>
         </w:rPr>
-        <w:t xml:space="preserve">This document is the authoritative technical specification of the risk scoring methodology implemented in PDF Forensics Suite v1.1.2. It is written for forensic examiners who need to understand, independently verify, and — where required — testify about the automated risk scores assigned to image placements within analyzed PDF documents.</w:t>
+        <w:t xml:space="preserve">This document is the authoritative technical specification of the risk scoring methodology implemented in PDF Forensics Suite v1.1.3. It is written for forensic examiners who need to understand, independently verify, and — where required — testify about the automated risk scores assigned to image placements within analyzed PDF documents.</w:t>
       </w:r>
     </w:p>
     <w:p>
@@ -6005,7 +6005,7 @@
                 <w:sz w:val="18"/>
                 <w:szCs w:val="18"/>
               </w:rPr>
-              <w:t xml:space="preserve">The file ends an update with ExifTool's %EndExifToolUpdate marker, a definitive trace of an ExifTool edit; the marker's number is the original file length (the matching prior version).</w:t>
+              <w:t xml:space="preserve">The file carries ExifTool's %EndExifToolUpdate marker. When the marker's number matches the end of a revision and the marker sits inside the following update, that update is attributed to ExifTool; otherwise the marker is reported as inconsistent with the file's structure. Attribution is corroborative, not proof, since the marker is plain text.</w:t>
             </w:r>
           </w:p>
         </w:tc>
@@ -11598,7 +11598,7 @@
         <w:sz w:val="16"/>
         <w:szCs w:val="16"/>
       </w:rPr>
-      <w:t xml:space="preserve">PDF Forensics Suite v1.1.2 — Risk Scoring — Technical Reference  </w:t>
+      <w:t xml:space="preserve">PDF Forensics Suite v1.1.3 — Risk Scoring — Technical Reference  </w:t>
     </w:r>
     <w:r>
       <w:rPr>
@@ -11686,7 +11686,7 @@
         <w:sz w:val="16"/>
         <w:szCs w:val="16"/>
       </w:rPr>
-      <w:t xml:space="preserve">PDF Forensics Suite v1.1.2 — Risk Scoring — Technical Reference</w:t>
+      <w:t xml:space="preserve">PDF Forensics Suite v1.1.3 — Risk Scoring — Technical Reference</w:t>
     </w:r>
   </w:p>
 </w:hdr>

--- a/Application/Documentation/01a_Risk_Scoring_Technical.docx
+++ b/Application/Documentation/01a_Risk_Scoring_Technical.docx
@@ -62,7 +62,7 @@
           <w:sz w:val="52"/>
           <w:szCs w:val="52"/>
         </w:rPr>
-        <w:t xml:space="preserve">PDF FORENSICS SUITE v1.1.3</w:t>
+        <w:t xml:space="preserve">PDF FORENSICS SUITE v1.1.4</w:t>
       </w:r>
     </w:p>
     <w:p>
@@ -111,7 +111,7 @@
           <w:sz w:val="22"/>
           <w:szCs w:val="22"/>
         </w:rPr>
-        <w:t xml:space="preserve">Document Date: October 22, 2026 · Applies to PDF Forensics Suite v1.1.3, build 2026-10-22f</w:t>
+        <w:t xml:space="preserve">Document Date: October 22, 2026 · Applies to PDF Forensics Suite v1.1.4, build 2026-10-22g</w:t>
       </w:r>
     </w:p>
     <w:p>
@@ -168,7 +168,7 @@
           <w:sz w:val="22"/>
           <w:szCs w:val="22"/>
         </w:rPr>
-        <w:t xml:space="preserve">This document is the authoritative technical specification of the risk scoring methodology implemented in PDF Forensics Suite v1.1.3. It is written for forensic examiners who need to understand, independently verify, and — where required — testify about the automated risk scores assigned to image placements within analyzed PDF documents.</w:t>
+        <w:t xml:space="preserve">This document is the authoritative technical specification of the risk scoring methodology implemented in PDF Forensics Suite v1.1.4. It is written for forensic examiners who need to understand, independently verify, and — where required — testify about the automated risk scores assigned to image placements within analyzed PDF documents.</w:t>
       </w:r>
     </w:p>
     <w:p>
@@ -11598,7 +11598,7 @@
         <w:sz w:val="16"/>
         <w:szCs w:val="16"/>
       </w:rPr>
-      <w:t xml:space="preserve">PDF Forensics Suite v1.1.3 — Risk Scoring — Technical Reference  </w:t>
+      <w:t xml:space="preserve">PDF Forensics Suite v1.1.4 — Risk Scoring — Technical Reference  </w:t>
     </w:r>
     <w:r>
       <w:rPr>
@@ -11686,7 +11686,7 @@
         <w:sz w:val="16"/>
         <w:szCs w:val="16"/>
       </w:rPr>
-      <w:t xml:space="preserve">PDF Forensics Suite v1.1.3 — Risk Scoring — Technical Reference</w:t>
+      <w:t xml:space="preserve">PDF Forensics Suite v1.1.4 — Risk Scoring — Technical Reference</w:t>
     </w:r>
   </w:p>
 </w:hdr>
